--- a/paper_v3/paper_full.docx
+++ b/paper_v3/paper_full.docx
@@ -15,7 +15,7 @@
         <w:pStyle w:val="Author"/>
       </w:pPr>
       <w:r>
-        <w:t xml:space="preserve">Independent Research</w:t>
+        <w:t xml:space="preserve">Choe Chol Hun (Independent Researcher, cch992@gmail.com)</w:t>
       </w:r>
     </w:p>
     <w:p>
@@ -31,35 +31,190 @@
         <w:pStyle w:val="Abstract"/>
       </w:pPr>
       <w:r>
-        <w:t xml:space="preserve">Fine-tuned language models are increasingly trained to emit rare, machine-consumed</w:t>
-      </w:r>
-      <w:r>
-        <w:t xml:space="preserve"> </w:t>
-      </w:r>
-      <w:r>
-        <w:t xml:space="preserve">control markers — tokens that end a session, invoke a tool, or trigger a refusal —</w:t>
-      </w:r>
-      <w:r>
-        <w:t xml:space="preserve"> </w:t>
-      </w:r>
-      <w:r>
-        <w:t xml:space="preserve">on a semantic</w:t>
-      </w:r>
-      <w:r>
-        <w:t xml:space="preserve"> </w:t>
-      </w:r>
+        <w:t xml:space="preserve">Fine-tuned language models are increasingly trained to emit rare,</w:t>
+      </w:r>
+      <w:r>
+        <w:t xml:space="preserve"> </w:t>
+      </w:r>
+      <w:r>
+        <w:t xml:space="preserve">machine-consumed control markers — tokens that end a session, invoke a tool, or</w:t>
+      </w:r>
+      <w:r>
+        <w:t xml:space="preserve"> </w:t>
+      </w:r>
+      <w:r>
+        <w:t xml:space="preserve">trigger a refusal — on a semantic threshold condition. We show that the shape of</w:t>
+      </w:r>
+      <w:r>
+        <w:t xml:space="preserve"> </w:t>
+      </w:r>
+      <w:r>
+        <w:t xml:space="preserve">the supervised fine-tuning data, with model family and training budget held fixed,</w:t>
+      </w:r>
+      <w:r>
+        <w:t xml:space="preserve"> </w:t>
+      </w:r>
+      <w:r>
+        <w:t xml:space="preserve">has a first-order effect on both when such a marker fires and what reason the</w:t>
+      </w:r>
+      <w:r>
+        <w:t xml:space="preserve"> </w:t>
+      </w:r>
+      <w:r>
+        <w:t xml:space="preserve">model encodes for firing. In a fully crossed factorial study of marker position,</w:t>
+      </w:r>
+      <w:r>
+        <w:t xml:space="preserve"> </w:t>
+      </w:r>
+      <w:r>
+        <w:t xml:space="preserve">marker format, and sequence trimming, we find that trimming each training sequence</w:t>
+      </w:r>
+      <w:r>
+        <w:t xml:space="preserve"> </w:t>
+      </w:r>
+      <w:r>
+        <w:t xml:space="preserve">to end at the marker — a practice one might expect to sharpen marker learning —</w:t>
+      </w:r>
+      <w:r>
+        <w:t xml:space="preserve"> </w:t>
+      </w:r>
+      <w:r>
+        <w:t xml:space="preserve">instead raises premature firing by 0.44 to 0.58 across every design, the largest</w:t>
+      </w:r>
+      <w:r>
+        <w:t xml:space="preserve"> </w:t>
+      </w:r>
+      <w:r>
+        <w:t xml:space="preserve">main effect in the study. The evidence is most consistent with a threshold-laxity</w:t>
+      </w:r>
+      <w:r>
+        <w:t xml:space="preserve"> </w:t>
+      </w:r>
+      <w:r>
+        <w:t xml:space="preserve">mechanism: trimming deletes the training turns that show the trigger present but</w:t>
+      </w:r>
+      <w:r>
+        <w:t xml:space="preserve"> </w:t>
+      </w:r>
+      <w:r>
+        <w:t xml:space="preserve">not yet followed by firing, so the model stops thresholding on the trigger’s</w:t>
+      </w:r>
+      <w:r>
+        <w:t xml:space="preserve"> </w:t>
+      </w:r>
+      <w:r>
+        <w:t xml:space="preserve">magnitude, and retaining a benign post-marker continuation substantially reduces</w:t>
+      </w:r>
+      <w:r>
+        <w:t xml:space="preserve"> </w:t>
+      </w:r>
+      <w:r>
+        <w:t xml:space="preserve">premature firing. Separately, an axis-typed marker acts as a semantic gate,</w:t>
+      </w:r>
+      <w:r>
+        <w:t xml:space="preserve"> </w:t>
+      </w:r>
+      <w:r>
+        <w:t xml:space="preserve">attributing the correct violated invariant on the large majority of fires,</w:t>
+      </w:r>
+      <w:r>
+        <w:t xml:space="preserve"> </w:t>
+      </w:r>
+      <w:r>
+        <w:t xml:space="preserve">including under a distractor, whereas a generic marker carries no such signal. The</w:t>
+      </w:r>
+      <w:r>
+        <w:t xml:space="preserve"> </w:t>
+      </w:r>
+      <w:r>
+        <w:t xml:space="preserve">effect replicates in direction in a second domain and model family. Together these</w:t>
+      </w:r>
+      <w:r>
+        <w:t xml:space="preserve"> </w:t>
+      </w:r>
+      <w:r>
+        <w:t xml:space="preserve">yield cheap data-curation principles for reliable control-token emission.</w:t>
+      </w:r>
+    </w:p>
+    <w:p>
+      <w:pPr>
+        <w:pStyle w:val="Abstract"/>
+      </w:pPr>
       <w:r>
         <w:rPr>
           <w:i/>
           <w:iCs/>
         </w:rPr>
-        <w:t xml:space="preserve">threshold</w:t>
-      </w:r>
-      <w:r>
-        <w:t xml:space="preserve"> </w:t>
-      </w:r>
-      <w:r>
-        <w:t xml:space="preserve">condition. We show that the</w:t>
+        <w:t xml:space="preserve">Keywords:</w:t>
+      </w:r>
+      <w:r>
+        <w:t xml:space="preserve"> </w:t>
+      </w:r>
+      <w:r>
+        <w:t xml:space="preserve">large language models; supervised fine-tuning; data curation; control</w:t>
+      </w:r>
+      <w:r>
+        <w:t xml:space="preserve"> </w:t>
+      </w:r>
+      <w:r>
+        <w:t xml:space="preserve">tokens; sequence truncation; threshold learning; tool calling; agentic systems.</w:t>
+      </w:r>
+    </w:p>
+    <w:bookmarkStart w:id="9" w:name="introduction"/>
+    <w:p>
+      <w:pPr>
+        <w:pStyle w:val="Heading1"/>
+      </w:pPr>
+      <w:r>
+        <w:t xml:space="preserve">1. Introduction</w:t>
+      </w:r>
+    </w:p>
+    <w:p>
+      <w:pPr>
+        <w:pStyle w:val="FirstParagraph"/>
+      </w:pPr>
+      <w:r>
+        <w:t xml:space="preserve">Large language models increasingly serve as decision-making components inside</w:t>
+      </w:r>
+      <w:r>
+        <w:t xml:space="preserve"> </w:t>
+      </w:r>
+      <w:r>
+        <w:t xml:space="preserve">larger software systems rather than as standalone text generators, coordinating</w:t>
+      </w:r>
+      <w:r>
+        <w:t xml:space="preserve"> </w:t>
+      </w:r>
+      <w:r>
+        <w:t xml:space="preserve">external tools, agents, retrieval pipelines, and dialogue workflows through</w:t>
+      </w:r>
+      <w:r>
+        <w:t xml:space="preserve"> </w:t>
+      </w:r>
+      <w:r>
+        <w:rPr>
+          <w:b/>
+          <w:bCs/>
+        </w:rPr>
+        <w:t xml:space="preserve">rare structured control markers</w:t>
+      </w:r>
+      <w:r>
+        <w:t xml:space="preserve"> </w:t>
+      </w:r>
+      <w:r>
+        <w:t xml:space="preserve">— tokens that signal an external system to</w:t>
+      </w:r>
+      <w:r>
+        <w:t xml:space="preserve"> </w:t>
+      </w:r>
+      <w:r>
+        <w:t xml:space="preserve">take an action: end a session, hand off to a tool, refuse, or escalate. Unlike</w:t>
+      </w:r>
+      <w:r>
+        <w:t xml:space="preserve"> </w:t>
+      </w:r>
+      <w:r>
+        <w:t xml:space="preserve">ordinary generation, a control marker is an</w:t>
       </w:r>
       <w:r>
         <w:t xml:space="preserve"> </w:t>
@@ -69,19 +224,10 @@
           <w:i/>
           <w:iCs/>
         </w:rPr>
-        <w:t xml:space="preserve">shape</w:t>
-      </w:r>
-      <w:r>
-        <w:t xml:space="preserve"> </w:t>
-      </w:r>
-      <w:r>
-        <w:t xml:space="preserve">of the supervised</w:t>
-      </w:r>
-      <w:r>
-        <w:t xml:space="preserve"> </w:t>
-      </w:r>
-      <w:r>
-        <w:t xml:space="preserve">fine-tuning data can exert a first-order effect on both</w:t>
+        <w:t xml:space="preserve">execution signal</w:t>
+      </w:r>
+      <w:r>
+        <w:t xml:space="preserve">: it has a</w:t>
       </w:r>
       <w:r>
         <w:t xml:space="preserve"> </w:t>
@@ -91,47 +237,225 @@
           <w:i/>
           <w:iCs/>
         </w:rPr>
-        <w:t xml:space="preserve">when</w:t>
-      </w:r>
-      <w:r>
-        <w:t xml:space="preserve"> </w:t>
-      </w:r>
-      <w:r>
-        <w:t xml:space="preserve">such a marker fires</w:t>
-      </w:r>
-      <w:r>
-        <w:t xml:space="preserve"> </w:t>
-      </w:r>
-      <w:r>
-        <w:t xml:space="preserve">and</w:t>
-      </w:r>
-      <w:r>
-        <w:t xml:space="preserve"> </w:t>
+        <w:t xml:space="preserve">trigger</w:t>
       </w:r>
       <w:r>
         <w:rPr>
           <w:i/>
           <w:iCs/>
         </w:rPr>
-        <w:t xml:space="preserve">why</w:t>
-      </w:r>
-      <w:r>
-        <w:t xml:space="preserve"> </w:t>
-      </w:r>
-      <w:r>
-        <w:t xml:space="preserve">the model says it fires — with model family and training budget held</w:t>
-      </w:r>
-      <w:r>
-        <w:t xml:space="preserve"> </w:t>
-      </w:r>
-      <w:r>
-        <w:t xml:space="preserve">fixed — and that two common curation choices have large, sometimes counter-intuitive</w:t>
-      </w:r>
-      <w:r>
-        <w:t xml:space="preserve"> </w:t>
-      </w:r>
-      <w:r>
-        <w:t xml:space="preserve">effects. First, in a fully crossed 2$</w:t>
+        <w:t xml:space="preserve"> </w:t>
+      </w:r>
+      <w:r>
+        <w:rPr>
+          <w:i/>
+          <w:iCs/>
+        </w:rPr>
+        <w:t xml:space="preserve">condition</w:t>
+      </w:r>
+      <w:r>
+        <w:t xml:space="preserve"> </w:t>
+      </w:r>
+      <w:r>
+        <w:t xml:space="preserve">(fire when, and only when, some semantic threshold is met) and its</w:t>
+      </w:r>
+      <w:r>
+        <w:t xml:space="preserve"> </w:t>
+      </w:r>
+      <w:r>
+        <w:t xml:space="preserve">value is consumed by machinery, not read by a human. Emitting one too early, too</w:t>
+      </w:r>
+      <w:r>
+        <w:t xml:space="preserve"> </w:t>
+      </w:r>
+      <w:r>
+        <w:t xml:space="preserve">late, or under the wrong conditions can alter system behavior even when the</w:t>
+      </w:r>
+      <w:r>
+        <w:t xml:space="preserve"> </w:t>
+      </w:r>
+      <w:r>
+        <w:t xml:space="preserve">surrounding text remains fluent — so getting the</w:t>
+      </w:r>
+      <w:r>
+        <w:t xml:space="preserve"> </w:t>
+      </w:r>
+      <w:r>
+        <w:rPr>
+          <w:i/>
+          <w:iCs/>
+        </w:rPr>
+        <w:t xml:space="preserve">timing</w:t>
+      </w:r>
+      <w:r>
+        <w:t xml:space="preserve"> </w:t>
+      </w:r>
+      <w:r>
+        <w:t xml:space="preserve">wrong and the</w:t>
+      </w:r>
+      <w:r>
+        <w:t xml:space="preserve"> </w:t>
+      </w:r>
+      <w:r>
+        <w:rPr>
+          <w:i/>
+          <w:iCs/>
+        </w:rPr>
+        <w:t xml:space="preserve">content</w:t>
+      </w:r>
+      <w:r>
+        <w:t xml:space="preserve"> </w:t>
+      </w:r>
+      <w:r>
+        <w:t xml:space="preserve">wrong (firing without a usable reason) are distinct failure modes with distinct</w:t>
+      </w:r>
+      <w:r>
+        <w:t xml:space="preserve"> </w:t>
+      </w:r>
+      <w:r>
+        <w:t xml:space="preserve">costs.</w:t>
+      </w:r>
+    </w:p>
+    <w:p>
+      <w:pPr>
+        <w:pStyle w:val="BodyText"/>
+      </w:pPr>
+      <w:r>
+        <w:t xml:space="preserve">This paper shows that both failure modes are strongly influenced by the</w:t>
+      </w:r>
+      <w:r>
+        <w:t xml:space="preserve"> </w:t>
+      </w:r>
+      <w:r>
+        <w:rPr>
+          <w:b/>
+          <w:bCs/>
+        </w:rPr>
+        <w:t xml:space="preserve">shape of</w:t>
+      </w:r>
+      <w:r>
+        <w:rPr>
+          <w:b/>
+          <w:bCs/>
+        </w:rPr>
+        <w:t xml:space="preserve"> </w:t>
+      </w:r>
+      <w:r>
+        <w:rPr>
+          <w:b/>
+          <w:bCs/>
+        </w:rPr>
+        <w:t xml:space="preserve">the SFT data</w:t>
+      </w:r>
+      <w:r>
+        <w:t xml:space="preserve"> </w:t>
+      </w:r>
+      <w:r>
+        <w:t xml:space="preserve">— with model family and training budget held fixed — and that two</w:t>
+      </w:r>
+      <w:r>
+        <w:t xml:space="preserve"> </w:t>
+      </w:r>
+      <w:r>
+        <w:t xml:space="preserve">common curation choices have large, measurable, and in one case counter-intuitive</w:t>
+      </w:r>
+      <w:r>
+        <w:t xml:space="preserve"> </w:t>
+      </w:r>
+      <w:r>
+        <w:t xml:space="preserve">effects.</w:t>
+      </w:r>
+    </w:p>
+    <w:p>
+      <w:pPr>
+        <w:pStyle w:val="BodyText"/>
+      </w:pPr>
+      <w:r>
+        <w:rPr>
+          <w:b/>
+          <w:bCs/>
+        </w:rPr>
+        <w:t xml:space="preserve">Contribution 1: the terminal-position / trim artifact.</w:t>
+      </w:r>
+      <w:r>
+        <w:t xml:space="preserve"> </w:t>
+      </w:r>
+      <w:r>
+        <w:t xml:space="preserve">A common</w:t>
+      </w:r>
+      <w:r>
+        <w:t xml:space="preserve"> </w:t>
+      </w:r>
+      <w:r>
+        <w:t xml:space="preserve">practice when training a model to emit a rare marker is to</w:t>
+      </w:r>
+      <w:r>
+        <w:t xml:space="preserve"> </w:t>
+      </w:r>
+      <w:r>
+        <w:rPr>
+          <w:i/>
+          <w:iCs/>
+        </w:rPr>
+        <w:t xml:space="preserve">trim</w:t>
+      </w:r>
+      <w:r>
+        <w:t xml:space="preserve"> </w:t>
+      </w:r>
+      <w:r>
+        <w:t xml:space="preserve">each training</w:t>
+      </w:r>
+      <w:r>
+        <w:t xml:space="preserve"> </w:t>
+      </w:r>
+      <w:r>
+        <w:t xml:space="preserve">sequence to end at the marker; one might expect this to sharpen marker learning</w:t>
+      </w:r>
+      <w:r>
+        <w:t xml:space="preserve"> </w:t>
+      </w:r>
+      <w:r>
+        <w:t xml:space="preserve">by removing distracting continuation. We show it does the opposite. Trimming</w:t>
+      </w:r>
+      <w:r>
+        <w:t xml:space="preserve"> </w:t>
+      </w:r>
+      <w:r>
+        <w:t xml:space="preserve">deletes every training example in which the marker’s trigger feature is present</w:t>
+      </w:r>
+      <w:r>
+        <w:t xml:space="preserve"> </w:t>
+      </w:r>
+      <w:r>
+        <w:t xml:space="preserve">but</w:t>
+      </w:r>
+      <w:r>
+        <w:t xml:space="preserve"> </w:t>
+      </w:r>
+      <w:r>
+        <w:rPr>
+          <w:i/>
+          <w:iCs/>
+        </w:rPr>
+        <w:t xml:space="preserve">not</w:t>
+      </w:r>
+      <w:r>
+        <w:t xml:space="preserve"> </w:t>
+      </w:r>
+      <w:r>
+        <w:t xml:space="preserve">followed by firing, leaving the trigger perfectly predictive of the</w:t>
+      </w:r>
+      <w:r>
+        <w:t xml:space="preserve"> </w:t>
+      </w:r>
+      <w:r>
+        <w:t xml:space="preserve">marker and impairing the model’s ability to threshold on the trigger’s</w:t>
+      </w:r>
+      <w:r>
+        <w:t xml:space="preserve"> </w:t>
+      </w:r>
+      <w:r>
+        <w:t xml:space="preserve">magnitude. In a fully crossed 2$</w:t>
       </w:r>
       <m:oMath>
         <m:r>
@@ -173,616 +497,6 @@
         <w:t xml:space="preserve"> </w:t>
       </w:r>
       <w:r>
-        <w:t xml:space="preserve">trim) study,</w:t>
-      </w:r>
-      <w:r>
-        <w:t xml:space="preserve"> </w:t>
-      </w:r>
-      <w:r>
-        <w:rPr>
-          <w:i/>
-          <w:iCs/>
-        </w:rPr>
-        <w:t xml:space="preserve">trimming</w:t>
-      </w:r>
-      <w:r>
-        <w:t xml:space="preserve"> </w:t>
-      </w:r>
-      <w:r>
-        <w:t xml:space="preserve">each training sequence to end at the marker — a practice one might</w:t>
-      </w:r>
-      <w:r>
-        <w:t xml:space="preserve"> </w:t>
-      </w:r>
-      <w:r>
-        <w:t xml:space="preserve">expect to sharpen marker learning — instead induces</w:t>
-      </w:r>
-      <w:r>
-        <w:t xml:space="preserve"> </w:t>
-      </w:r>
-      <w:r>
-        <w:rPr>
-          <w:i/>
-          <w:iCs/>
-        </w:rPr>
-        <w:t xml:space="preserve">premature firing</w:t>
-      </w:r>
-      <w:r>
-        <w:t xml:space="preserve">: across</w:t>
-      </w:r>
-      <w:r>
-        <w:t xml:space="preserve"> </w:t>
-      </w:r>
-      <w:r>
-        <w:t xml:space="preserve">every position</w:t>
-      </w:r>
-      <m:oMath>
-        <m:r>
-          <m:rPr>
-            <m:sty m:val="p"/>
-          </m:rPr>
-          <m:t>×</m:t>
-        </m:r>
-      </m:oMath>
-      <w:r>
-        <w:t xml:space="preserve">marker design we test, trimming raises the premature-firing rate by</w:t>
-      </w:r>
-      <w:r>
-        <w:t xml:space="preserve"> </w:t>
-      </w:r>
-      <w:r>
-        <w:t xml:space="preserve">0.44–0.58, the largest observed main effect in the tested design (confirmed by an</w:t>
-      </w:r>
-      <w:r>
-        <w:t xml:space="preserve"> </w:t>
-      </w:r>
-      <w:r>
-        <w:t xml:space="preserve">item-level factorial logistic model: trim odds ratio $</w:t>
-      </w:r>
-      <w:r>
-        <w:t xml:space="preserve">$9.6, all interactions</w:t>
-      </w:r>
-      <w:r>
-        <w:t xml:space="preserve"> </w:t>
-      </w:r>
-      <w:r>
-        <w:t xml:space="preserve">non-significant). The evidence is most consistent with a threshold-laxity</w:t>
-      </w:r>
-      <w:r>
-        <w:t xml:space="preserve"> </w:t>
-      </w:r>
-      <w:r>
-        <w:t xml:space="preserve">mechanism rather than a turn-position shortcut: trimming removes the training</w:t>
-      </w:r>
-      <w:r>
-        <w:t xml:space="preserve"> </w:t>
-      </w:r>
-      <w:r>
-        <w:t xml:space="preserve">examples in which the marker’s trigger feature is present but</w:t>
-      </w:r>
-      <w:r>
-        <w:t xml:space="preserve"> </w:t>
-      </w:r>
-      <w:r>
-        <w:rPr>
-          <w:i/>
-          <w:iCs/>
-        </w:rPr>
-        <w:t xml:space="preserve">not</w:t>
-      </w:r>
-      <w:r>
-        <w:t xml:space="preserve"> </w:t>
-      </w:r>
-      <w:r>
-        <w:t xml:space="preserve">followed by</w:t>
-      </w:r>
-      <w:r>
-        <w:t xml:space="preserve"> </w:t>
-      </w:r>
-      <w:r>
-        <w:t xml:space="preserve">firing, leaving the trigger nearly always predictive and impairing the model’s</w:t>
-      </w:r>
-      <w:r>
-        <w:t xml:space="preserve"> </w:t>
-      </w:r>
-      <w:r>
-        <w:t xml:space="preserve">ability to threshold on its magnitude; retaining a benign post-marker continuation</w:t>
-      </w:r>
-      <w:r>
-        <w:t xml:space="preserve"> </w:t>
-      </w:r>
-      <w:r>
-        <w:t xml:space="preserve">substantially reduces premature firing. Second, a</w:t>
-      </w:r>
-      <w:r>
-        <w:t xml:space="preserve"> </w:t>
-      </w:r>
-      <w:r>
-        <w:rPr>
-          <w:i/>
-          <w:iCs/>
-        </w:rPr>
-        <w:t xml:space="preserve">typed</w:t>
-      </w:r>
-      <w:r>
-        <w:t xml:space="preserve"> </w:t>
-      </w:r>
-      <w:r>
-        <w:t xml:space="preserve">marker acts as a</w:t>
-      </w:r>
-      <w:r>
-        <w:t xml:space="preserve"> </w:t>
-      </w:r>
-      <w:r>
-        <w:rPr>
-          <w:i/>
-          <w:iCs/>
-        </w:rPr>
-        <w:t xml:space="preserve">semantic gate</w:t>
-      </w:r>
-      <w:r>
-        <w:t xml:space="preserve">: models trained to emit an axis-labeled marker attribute the</w:t>
-      </w:r>
-      <w:r>
-        <w:t xml:space="preserve"> </w:t>
-      </w:r>
-      <w:r>
-        <w:t xml:space="preserve">correct violated invariant on the large majority of fires and never emit a</w:t>
-      </w:r>
-      <w:r>
-        <w:t xml:space="preserve"> </w:t>
-      </w:r>
-      <w:r>
-        <w:t xml:space="preserve">contentless marker, whereas generic markers carry no such signal — and attribution</w:t>
-      </w:r>
-      <w:r>
-        <w:t xml:space="preserve"> </w:t>
-      </w:r>
-      <w:r>
-        <w:t xml:space="preserve">survives the trim that worsens timing, showing</w:t>
-      </w:r>
-      <w:r>
-        <w:t xml:space="preserve"> </w:t>
-      </w:r>
-      <w:r>
-        <w:rPr>
-          <w:i/>
-          <w:iCs/>
-        </w:rPr>
-        <w:t xml:space="preserve">when</w:t>
-      </w:r>
-      <w:r>
-        <w:t xml:space="preserve"> </w:t>
-      </w:r>
-      <w:r>
-        <w:t xml:space="preserve">and</w:t>
-      </w:r>
-      <w:r>
-        <w:t xml:space="preserve"> </w:t>
-      </w:r>
-      <w:r>
-        <w:rPr>
-          <w:i/>
-          <w:iCs/>
-        </w:rPr>
-        <w:t xml:space="preserve">why</w:t>
-      </w:r>
-      <w:r>
-        <w:t xml:space="preserve"> </w:t>
-      </w:r>
-      <w:r>
-        <w:t xml:space="preserve">a marker fires are</w:t>
-      </w:r>
-      <w:r>
-        <w:t xml:space="preserve"> </w:t>
-      </w:r>
-      <w:r>
-        <w:t xml:space="preserve">separable, separately-curated behaviors; typed markers support robust per-axis</w:t>
-      </w:r>
-      <w:r>
-        <w:t xml:space="preserve"> </w:t>
-      </w:r>
-      <w:r>
-        <w:t xml:space="preserve">attribution even when a second sub-threshold violation is present as a distractor.</w:t>
-      </w:r>
-      <w:r>
-        <w:t xml:space="preserve"> </w:t>
-      </w:r>
-      <w:r>
-        <w:t xml:space="preserve">Third, the effect is not specific to the tutoring corpus: it replicates in</w:t>
-      </w:r>
-      <w:r>
-        <w:t xml:space="preserve"> </w:t>
-      </w:r>
-      <w:r>
-        <w:t xml:space="preserve">direction in a different domain on a different model family (Llama-3.2), suggesting</w:t>
-      </w:r>
-      <w:r>
-        <w:t xml:space="preserve"> </w:t>
-      </w:r>
-      <w:r>
-        <w:t xml:space="preserve">the vulnerability is a property of next-token training on trimmed sequences at a</w:t>
-      </w:r>
-      <w:r>
-        <w:t xml:space="preserve"> </w:t>
-      </w:r>
-      <w:r>
-        <w:t xml:space="preserve">rare, count-triggered semantic marker rather than an artifact of one dataset or</w:t>
-      </w:r>
-      <w:r>
-        <w:t xml:space="preserve"> </w:t>
-      </w:r>
-      <w:r>
-        <w:t xml:space="preserve">model lineage. These are cheap, low-overhead data-curation principles for reliable</w:t>
-      </w:r>
-      <w:r>
-        <w:t xml:space="preserve"> </w:t>
-      </w:r>
-      <w:r>
-        <w:t xml:space="preserve">control-token emission.</w:t>
-      </w:r>
-    </w:p>
-    <w:p>
-      <w:pPr>
-        <w:pStyle w:val="Abstract"/>
-      </w:pPr>
-      <w:r>
-        <w:rPr>
-          <w:i/>
-          <w:iCs/>
-        </w:rPr>
-        <w:t xml:space="preserve">Keywords:</w:t>
-      </w:r>
-      <w:r>
-        <w:t xml:space="preserve"> </w:t>
-      </w:r>
-      <w:r>
-        <w:t xml:space="preserve">large language models; supervised fine-tuning; data curation; control</w:t>
-      </w:r>
-      <w:r>
-        <w:t xml:space="preserve"> </w:t>
-      </w:r>
-      <w:r>
-        <w:t xml:space="preserve">tokens; sequence truncation; threshold learning; tool calling; agentic systems.</w:t>
-      </w:r>
-    </w:p>
-    <w:bookmarkStart w:id="9" w:name="introduction"/>
-    <w:p>
-      <w:pPr>
-        <w:pStyle w:val="Heading1"/>
-      </w:pPr>
-      <w:r>
-        <w:t xml:space="preserve">1. Introduction</w:t>
-      </w:r>
-    </w:p>
-    <w:p>
-      <w:pPr>
-        <w:pStyle w:val="FirstParagraph"/>
-      </w:pPr>
-      <w:r>
-        <w:t xml:space="preserve">Large language models increasingly serve as decision-making components inside</w:t>
-      </w:r>
-      <w:r>
-        <w:t xml:space="preserve"> </w:t>
-      </w:r>
-      <w:r>
-        <w:t xml:space="preserve">larger software systems rather than as standalone text generators, coordinating</w:t>
-      </w:r>
-      <w:r>
-        <w:t xml:space="preserve"> </w:t>
-      </w:r>
-      <w:r>
-        <w:t xml:space="preserve">external tools, agents, retrieval pipelines, and dialogue workflows through</w:t>
-      </w:r>
-      <w:r>
-        <w:t xml:space="preserve"> </w:t>
-      </w:r>
-      <w:r>
-        <w:rPr>
-          <w:b/>
-          <w:bCs/>
-        </w:rPr>
-        <w:t xml:space="preserve">rare structured control markers</w:t>
-      </w:r>
-      <w:r>
-        <w:t xml:space="preserve"> </w:t>
-      </w:r>
-      <w:r>
-        <w:t xml:space="preserve">— tokens that signal an external system to</w:t>
-      </w:r>
-      <w:r>
-        <w:t xml:space="preserve"> </w:t>
-      </w:r>
-      <w:r>
-        <w:t xml:space="preserve">take an action: end a session, hand off to a tool, refuse, or escalate. Unlike</w:t>
-      </w:r>
-      <w:r>
-        <w:t xml:space="preserve"> </w:t>
-      </w:r>
-      <w:r>
-        <w:t xml:space="preserve">ordinary generation, a control marker is an</w:t>
-      </w:r>
-      <w:r>
-        <w:t xml:space="preserve"> </w:t>
-      </w:r>
-      <w:r>
-        <w:rPr>
-          <w:i/>
-          <w:iCs/>
-        </w:rPr>
-        <w:t xml:space="preserve">execution signal</w:t>
-      </w:r>
-      <w:r>
-        <w:t xml:space="preserve">: it has a</w:t>
-      </w:r>
-      <w:r>
-        <w:t xml:space="preserve"> </w:t>
-      </w:r>
-      <w:r>
-        <w:rPr>
-          <w:i/>
-          <w:iCs/>
-        </w:rPr>
-        <w:t xml:space="preserve">trigger</w:t>
-      </w:r>
-      <w:r>
-        <w:rPr>
-          <w:i/>
-          <w:iCs/>
-        </w:rPr>
-        <w:t xml:space="preserve"> </w:t>
-      </w:r>
-      <w:r>
-        <w:rPr>
-          <w:i/>
-          <w:iCs/>
-        </w:rPr>
-        <w:t xml:space="preserve">condition</w:t>
-      </w:r>
-      <w:r>
-        <w:t xml:space="preserve"> </w:t>
-      </w:r>
-      <w:r>
-        <w:t xml:space="preserve">(fire when, and only when, some semantic threshold is met) and its</w:t>
-      </w:r>
-      <w:r>
-        <w:t xml:space="preserve"> </w:t>
-      </w:r>
-      <w:r>
-        <w:t xml:space="preserve">value is consumed by machinery, not read by a human. Emitting one too early, too</w:t>
-      </w:r>
-      <w:r>
-        <w:t xml:space="preserve"> </w:t>
-      </w:r>
-      <w:r>
-        <w:t xml:space="preserve">late, or under the wrong conditions can alter system behavior even when the</w:t>
-      </w:r>
-      <w:r>
-        <w:t xml:space="preserve"> </w:t>
-      </w:r>
-      <w:r>
-        <w:t xml:space="preserve">surrounding text remains fluent — so getting the</w:t>
-      </w:r>
-      <w:r>
-        <w:t xml:space="preserve"> </w:t>
-      </w:r>
-      <w:r>
-        <w:rPr>
-          <w:i/>
-          <w:iCs/>
-        </w:rPr>
-        <w:t xml:space="preserve">timing</w:t>
-      </w:r>
-      <w:r>
-        <w:t xml:space="preserve"> </w:t>
-      </w:r>
-      <w:r>
-        <w:t xml:space="preserve">wrong and the</w:t>
-      </w:r>
-      <w:r>
-        <w:t xml:space="preserve"> </w:t>
-      </w:r>
-      <w:r>
-        <w:rPr>
-          <w:i/>
-          <w:iCs/>
-        </w:rPr>
-        <w:t xml:space="preserve">content</w:t>
-      </w:r>
-      <w:r>
-        <w:t xml:space="preserve"> </w:t>
-      </w:r>
-      <w:r>
-        <w:t xml:space="preserve">wrong (firing without a usable reason) are distinct failure modes with distinct</w:t>
-      </w:r>
-      <w:r>
-        <w:t xml:space="preserve"> </w:t>
-      </w:r>
-      <w:r>
-        <w:t xml:space="preserve">costs.</w:t>
-      </w:r>
-    </w:p>
-    <w:p>
-      <w:pPr>
-        <w:pStyle w:val="BodyText"/>
-      </w:pPr>
-      <w:r>
-        <w:t xml:space="preserve">This paper shows that both failure modes are strongly influenced by the</w:t>
-      </w:r>
-      <w:r>
-        <w:t xml:space="preserve"> </w:t>
-      </w:r>
-      <w:r>
-        <w:rPr>
-          <w:b/>
-          <w:bCs/>
-        </w:rPr>
-        <w:t xml:space="preserve">shape of</w:t>
-      </w:r>
-      <w:r>
-        <w:rPr>
-          <w:b/>
-          <w:bCs/>
-        </w:rPr>
-        <w:t xml:space="preserve"> </w:t>
-      </w:r>
-      <w:r>
-        <w:rPr>
-          <w:b/>
-          <w:bCs/>
-        </w:rPr>
-        <w:t xml:space="preserve">the SFT data</w:t>
-      </w:r>
-      <w:r>
-        <w:t xml:space="preserve"> </w:t>
-      </w:r>
-      <w:r>
-        <w:t xml:space="preserve">— with model family and training budget held fixed — and that two</w:t>
-      </w:r>
-      <w:r>
-        <w:t xml:space="preserve"> </w:t>
-      </w:r>
-      <w:r>
-        <w:t xml:space="preserve">common curation choices have large, measurable, and in one case counter-intuitive</w:t>
-      </w:r>
-      <w:r>
-        <w:t xml:space="preserve"> </w:t>
-      </w:r>
-      <w:r>
-        <w:t xml:space="preserve">effects.</w:t>
-      </w:r>
-    </w:p>
-    <w:p>
-      <w:pPr>
-        <w:pStyle w:val="BodyText"/>
-      </w:pPr>
-      <w:r>
-        <w:rPr>
-          <w:b/>
-          <w:bCs/>
-        </w:rPr>
-        <w:t xml:space="preserve">Contribution 1: the terminal-position / trim artifact.</w:t>
-      </w:r>
-      <w:r>
-        <w:t xml:space="preserve"> </w:t>
-      </w:r>
-      <w:r>
-        <w:t xml:space="preserve">A common</w:t>
-      </w:r>
-      <w:r>
-        <w:t xml:space="preserve"> </w:t>
-      </w:r>
-      <w:r>
-        <w:t xml:space="preserve">practice when training a model to emit a rare marker is to</w:t>
-      </w:r>
-      <w:r>
-        <w:t xml:space="preserve"> </w:t>
-      </w:r>
-      <w:r>
-        <w:rPr>
-          <w:i/>
-          <w:iCs/>
-        </w:rPr>
-        <w:t xml:space="preserve">trim</w:t>
-      </w:r>
-      <w:r>
-        <w:t xml:space="preserve"> </w:t>
-      </w:r>
-      <w:r>
-        <w:t xml:space="preserve">each training</w:t>
-      </w:r>
-      <w:r>
-        <w:t xml:space="preserve"> </w:t>
-      </w:r>
-      <w:r>
-        <w:t xml:space="preserve">sequence to end at the marker; one might expect this to sharpen marker learning</w:t>
-      </w:r>
-      <w:r>
-        <w:t xml:space="preserve"> </w:t>
-      </w:r>
-      <w:r>
-        <w:t xml:space="preserve">by removing distracting continuation. We show it does the opposite. Trimming</w:t>
-      </w:r>
-      <w:r>
-        <w:t xml:space="preserve"> </w:t>
-      </w:r>
-      <w:r>
-        <w:t xml:space="preserve">deletes every training example in which the marker’s trigger feature is present</w:t>
-      </w:r>
-      <w:r>
-        <w:t xml:space="preserve"> </w:t>
-      </w:r>
-      <w:r>
-        <w:t xml:space="preserve">but</w:t>
-      </w:r>
-      <w:r>
-        <w:t xml:space="preserve"> </w:t>
-      </w:r>
-      <w:r>
-        <w:rPr>
-          <w:i/>
-          <w:iCs/>
-        </w:rPr>
-        <w:t xml:space="preserve">not</w:t>
-      </w:r>
-      <w:r>
-        <w:t xml:space="preserve"> </w:t>
-      </w:r>
-      <w:r>
-        <w:t xml:space="preserve">followed by firing, leaving the trigger perfectly predictive of the</w:t>
-      </w:r>
-      <w:r>
-        <w:t xml:space="preserve"> </w:t>
-      </w:r>
-      <w:r>
-        <w:t xml:space="preserve">marker and impairing the model’s ability to threshold on the trigger’s</w:t>
-      </w:r>
-      <w:r>
-        <w:t xml:space="preserve"> </w:t>
-      </w:r>
-      <w:r>
-        <w:t xml:space="preserve">magnitude. In a fully crossed 2$</w:t>
-      </w:r>
-      <m:oMath>
-        <m:r>
-          <m:t>2</m:t>
-        </m:r>
-      </m:oMath>
-      <w:r>
-        <w:t xml:space="preserve">$2 (position</w:t>
-      </w:r>
-      <w:r>
-        <w:t xml:space="preserve"> </w:t>
-      </w:r>
-      <m:oMath>
-        <m:r>
-          <m:rPr>
-            <m:sty m:val="p"/>
-          </m:rPr>
-          <m:t>×</m:t>
-        </m:r>
-      </m:oMath>
-      <w:r>
-        <w:t xml:space="preserve"> </w:t>
-      </w:r>
-      <w:r>
-        <w:t xml:space="preserve">marker-format</w:t>
-      </w:r>
-      <w:r>
-        <w:t xml:space="preserve"> </w:t>
-      </w:r>
-      <m:oMath>
-        <m:r>
-          <m:rPr>
-            <m:sty m:val="p"/>
-          </m:rPr>
-          <m:t>×</m:t>
-        </m:r>
-      </m:oMath>
-      <w:r>
-        <w:t xml:space="preserve"> </w:t>
-      </w:r>
-      <w:r>
         <w:t xml:space="preserve">trim) design on a</w:t>
       </w:r>
       <w:r>
@@ -1214,31 +928,19 @@
         <w:t xml:space="preserve"> </w:t>
       </w:r>
       <w:r>
-        <w:t xml:space="preserve">As a clearly-labelled exploratory negative result, we additionally test a candidate</w:t>
-      </w:r>
-      <w:r>
-        <w:t xml:space="preserve"> </w:t>
-      </w:r>
-      <w:r>
-        <w:t xml:space="preserve">remedy — annotating the marker with its strike count to make the latent counter an</w:t>
-      </w:r>
-      <w:r>
-        <w:t xml:space="preserve"> </w:t>
-      </w:r>
-      <w:r>
-        <w:t xml:space="preserve">explicit supervised target — but the resulting model fails the predefined recall</w:t>
-      </w:r>
-      <w:r>
-        <w:t xml:space="preserve"> </w:t>
-      </w:r>
-      <w:r>
-        <w:t xml:space="preserve">gate, so no conclusion about its effectiveness is drawn; we leave a recall-cleared</w:t>
-      </w:r>
-      <w:r>
-        <w:t xml:space="preserve"> </w:t>
-      </w:r>
-      <w:r>
-        <w:t xml:space="preserve">evaluation to follow-up work (§5.5).</w:t>
+        <w:t xml:space="preserve">We additionally sketch a candidate remedy — annotating the marker with its strike</w:t>
+      </w:r>
+      <w:r>
+        <w:t xml:space="preserve"> </w:t>
+      </w:r>
+      <w:r>
+        <w:t xml:space="preserve">count to make the latent counter an explicit supervised target — and leave its</w:t>
+      </w:r>
+      <w:r>
+        <w:t xml:space="preserve"> </w:t>
+      </w:r>
+      <w:r>
+        <w:t xml:space="preserve">evaluation to future work (§6.6).</w:t>
       </w:r>
     </w:p>
     <w:bookmarkEnd w:id="9"/>
@@ -2317,31 +2019,31 @@
         <w:t xml:space="preserve"> </w:t>
       </w:r>
       <w:r>
-        <w:t xml:space="preserve">chain-of-thought) helps. Our count-annotated marker (Design B) is a minimal,</w:t>
-      </w:r>
-      <w:r>
-        <w:t xml:space="preserve"> </w:t>
-      </w:r>
-      <w:r>
-        <w:t xml:space="preserve">inference-cheap form of this: it supervises the running count directly in the</w:t>
-      </w:r>
-      <w:r>
-        <w:t xml:space="preserve"> </w:t>
-      </w:r>
-      <w:r>
-        <w:t xml:space="preserve">output rather than requiring a separate reasoning trace, in the spirit of recent</w:t>
-      </w:r>
-      <w:r>
-        <w:t xml:space="preserve"> </w:t>
-      </w:r>
-      <w:r>
-        <w:t xml:space="preserve">process-supervision work that supervises intermediate steps rather than only the</w:t>
-      </w:r>
-      <w:r>
-        <w:t xml:space="preserve"> </w:t>
-      </w:r>
-      <w:r>
-        <w:t xml:space="preserve">final answer</w:t>
+        <w:t xml:space="preserve">chain-of-thought) helps. The candidate count-annotated marker we outline as future</w:t>
+      </w:r>
+      <w:r>
+        <w:t xml:space="preserve"> </w:t>
+      </w:r>
+      <w:r>
+        <w:t xml:space="preserve">work (§6.6) is a minimal, inference-cheap form of this — supervising the running</w:t>
+      </w:r>
+      <w:r>
+        <w:t xml:space="preserve"> </w:t>
+      </w:r>
+      <w:r>
+        <w:t xml:space="preserve">count directly in the output rather than in a separate reasoning trace — in the</w:t>
+      </w:r>
+      <w:r>
+        <w:t xml:space="preserve"> </w:t>
+      </w:r>
+      <w:r>
+        <w:t xml:space="preserve">spirit of process-supervision work that supervises intermediate steps rather than</w:t>
+      </w:r>
+      <w:r>
+        <w:t xml:space="preserve"> </w:t>
+      </w:r>
+      <w:r>
+        <w:t xml:space="preserve">only the final answer</w:t>
       </w:r>
       <w:r>
         <w:t xml:space="preserve"> </w:t>
@@ -2551,31 +2253,49 @@
           <w:b/>
           <w:bCs/>
         </w:rPr>
-        <w:t xml:space="preserve">Relation to the companion paper.</w:t>
-      </w:r>
-      <w:r>
-        <w:t xml:space="preserve"> </w:t>
-      </w:r>
-      <w:r>
-        <w:t xml:space="preserve">This paper is a data-curation study split</w:t>
-      </w:r>
-      <w:r>
-        <w:t xml:space="preserve"> </w:t>
-      </w:r>
-      <w:r>
-        <w:t xml:space="preserve">off from a companion boundary paper (the train-vs-prompt boundary for tutoring</w:t>
-      </w:r>
-      <w:r>
-        <w:t xml:space="preserve"> </w:t>
-      </w:r>
-      <w:r>
-        <w:t xml:space="preserve">behaviors). There, multi-turn persistence and pedagogical withholding are shown</w:t>
-      </w:r>
-      <w:r>
-        <w:t xml:space="preserve"> </w:t>
-      </w:r>
-      <w:r>
-        <w:t xml:space="preserve">to be</w:t>
+        <w:t xml:space="preserve">Scope of this study.</w:t>
+      </w:r>
+      <w:r>
+        <w:t xml:space="preserve"> </w:t>
+      </w:r>
+      <w:r>
+        <w:t xml:space="preserve">We take a multi-turn persistence marker — a session-end</w:t>
+      </w:r>
+      <w:r>
+        <w:t xml:space="preserve"> </w:t>
+      </w:r>
+      <w:r>
+        <w:t xml:space="preserve">sentinel that must fire on the third same-axis violation — as a controlled testbed,</w:t>
+      </w:r>
+      <w:r>
+        <w:t xml:space="preserve"> </w:t>
+      </w:r>
+      <w:r>
+        <w:t xml:space="preserve">because it is a rare, count-triggered, machine-consumed control token of exactly the</w:t>
+      </w:r>
+      <w:r>
+        <w:t xml:space="preserve"> </w:t>
+      </w:r>
+      <w:r>
+        <w:t xml:space="preserve">kind whose curation we study. Prior work establishes that such multi-turn behaviors</w:t>
+      </w:r>
+      <w:r>
+        <w:t xml:space="preserve"> </w:t>
+      </w:r>
+      <w:r>
+        <w:t xml:space="preserve">are acquired through supervised fine-tuning rather than prompting alone; we take</w:t>
+      </w:r>
+      <w:r>
+        <w:t xml:space="preserve"> </w:t>
+      </w:r>
+      <w:r>
+        <w:t xml:space="preserve">that acquisition as given and ask a distinct, downstream question: once training is</w:t>
+      </w:r>
+      <w:r>
+        <w:t xml:space="preserve"> </w:t>
+      </w:r>
+      <w:r>
+        <w:t xml:space="preserve">committed to, which</w:t>
       </w:r>
       <w:r>
         <w:t xml:space="preserve"> </w:t>
@@ -2585,19 +2305,19 @@
           <w:i/>
           <w:iCs/>
         </w:rPr>
-        <w:t xml:space="preserve">not promptable</w:t>
-      </w:r>
-      <w:r>
-        <w:t xml:space="preserve"> </w:t>
-      </w:r>
-      <w:r>
-        <w:t xml:space="preserve">— acquired only by SFT. Here we take the persistence</w:t>
-      </w:r>
-      <w:r>
-        <w:t xml:space="preserve"> </w:t>
-      </w:r>
-      <w:r>
-        <w:t xml:space="preserve">marker as a controlled testbed and ask which</w:t>
+        <w:t xml:space="preserve">data-shape</w:t>
+      </w:r>
+      <w:r>
+        <w:t xml:space="preserve"> </w:t>
+      </w:r>
+      <w:r>
+        <w:t xml:space="preserve">choices — where a sequence is trimmed, whether the</w:t>
+      </w:r>
+      <w:r>
+        <w:t xml:space="preserve"> </w:t>
+      </w:r>
+      <w:r>
+        <w:t xml:space="preserve">marker is axis-typed, whether the count is supervised — govern</w:t>
       </w:r>
       <w:r>
         <w:t xml:space="preserve"> </w:t>
@@ -2607,31 +2327,47 @@
           <w:i/>
           <w:iCs/>
         </w:rPr>
-        <w:t xml:space="preserve">data-shape</w:t>
-      </w:r>
-      <w:r>
-        <w:t xml:space="preserve"> </w:t>
-      </w:r>
-      <w:r>
-        <w:t xml:space="preserve">factors govern its</w:t>
-      </w:r>
-      <w:r>
-        <w:t xml:space="preserve"> </w:t>
-      </w:r>
-      <w:r>
-        <w:t xml:space="preserve">emission once training is committed to. The two papers share the pipeline and</w:t>
-      </w:r>
-      <w:r>
-        <w:t xml:space="preserve"> </w:t>
-      </w:r>
-      <w:r>
-        <w:t xml:space="preserve">the persistence task but make disjoint claims: the companion paper on</w:t>
-      </w:r>
-      <w:r>
-        <w:t xml:space="preserve"> </w:t>
-      </w:r>
-      <w:r>
-        <w:t xml:space="preserve">prompt-vs-train acquisition, this one on trim/typing/count curation.</w:t>
+        <w:t xml:space="preserve">when</w:t>
+      </w:r>
+      <w:r>
+        <w:t xml:space="preserve"> </w:t>
+      </w:r>
+      <w:r>
+        <w:t xml:space="preserve">the marker</w:t>
+      </w:r>
+      <w:r>
+        <w:t xml:space="preserve"> </w:t>
+      </w:r>
+      <w:r>
+        <w:t xml:space="preserve">fires and</w:t>
+      </w:r>
+      <w:r>
+        <w:t xml:space="preserve"> </w:t>
+      </w:r>
+      <w:r>
+        <w:rPr>
+          <w:i/>
+          <w:iCs/>
+        </w:rPr>
+        <w:t xml:space="preserve">what reason</w:t>
+      </w:r>
+      <w:r>
+        <w:t xml:space="preserve"> </w:t>
+      </w:r>
+      <w:r>
+        <w:t xml:space="preserve">it encodes. Our claims are therefore about the training</w:t>
+      </w:r>
+      <w:r>
+        <w:t xml:space="preserve"> </w:t>
+      </w:r>
+      <w:r>
+        <w:t xml:space="preserve">signal for control-token emission, and are independent of the tutoring domain we</w:t>
+      </w:r>
+      <w:r>
+        <w:t xml:space="preserve"> </w:t>
+      </w:r>
+      <w:r>
+        <w:t xml:space="preserve">draw the testbed from.</w:t>
       </w:r>
     </w:p>
     <w:bookmarkEnd w:id="10"/>
@@ -4157,7 +3893,7 @@
         <w:t xml:space="preserve"> </w:t>
       </w:r>
       <w:r>
-        <w:t xml:space="preserve">(Phase 1, this paper) — the mixed-axis distractor</w:t>
+        <w:t xml:space="preserve">(this paper) — the mixed-axis distractor</w:t>
       </w:r>
       <w:r>
         <w:t xml:space="preserve"> </w:t>
@@ -4487,55 +4223,16 @@
     </w:p>
     <w:p>
       <w:pPr>
-        <w:pStyle w:val="Compact"/>
-        <w:numPr>
-          <w:ilvl w:val="0"/>
-          <w:numId w:val="1005"/>
-        </w:numPr>
-      </w:pPr>
-      <w:r>
-        <w:rPr>
-          <w:b/>
-          <w:bCs/>
-        </w:rPr>
-        <w:t xml:space="preserve">H3 (count remedy).</w:t>
-      </w:r>
-      <w:r>
-        <w:t xml:space="preserve"> </w:t>
-      </w:r>
-      <w:r>
-        <w:t xml:space="preserve">Annotating the marker with the strike count</w:t>
-      </w:r>
-      <w:r>
-        <w:t xml:space="preserve"> </w:t>
-      </w:r>
-      <w:r>
-        <w:t xml:space="preserve">(</w:t>
-      </w:r>
-      <w:r>
-        <w:rPr>
-          <w:rStyle w:val="VerbatimChar"/>
-        </w:rPr>
-        <w:t xml:space="preserve">[SESSION_END: &lt;axis&gt;, strike=3]</w:t>
-      </w:r>
-      <w:r>
-        <w:t xml:space="preserve">) supervises the latent counter and</w:t>
-      </w:r>
-      <w:r>
-        <w:t xml:space="preserve"> </w:t>
-      </w:r>
-      <w:r>
-        <w:t xml:space="preserve">neutralizes the trim-induced premature firing.</w:t>
-      </w:r>
-      <w:r>
-        <w:t xml:space="preserve"> </w:t>
-      </w:r>
-      <w:r>
-        <w:rPr>
-          <w:i/>
-          <w:iCs/>
-        </w:rPr>
-        <w:t xml:space="preserve">(Phase 2.)</w:t>
+        <w:pStyle w:val="FirstParagraph"/>
+      </w:pPr>
+      <w:r>
+        <w:t xml:space="preserve">We additionally sketch a candidate remedy — supervising the strike count directly</w:t>
+      </w:r>
+      <w:r>
+        <w:t xml:space="preserve"> </w:t>
+      </w:r>
+      <w:r>
+        <w:t xml:space="preserve">in the marker — as future work rather than a tested hypothesis (§6.6).</w:t>
       </w:r>
     </w:p>
     <w:bookmarkEnd w:id="19"/>
@@ -6592,7 +6289,7 @@
         <w:t xml:space="preserve"> </w:t>
       </w:r>
       <w:r>
-        <w:t xml:space="preserve">and bounds, the reviewer’s concern that trimming changes many things at once: with</w:t>
+        <w:t xml:space="preserve">and bounds, a natural concern that trimming changes many things at once: with</w:t>
       </w:r>
       <w:r>
         <w:t xml:space="preserve"> </w:t>
@@ -7814,7 +7511,7 @@
         <w:t xml:space="preserve"> </w:t>
       </w:r>
       <w:r>
-        <w:t xml:space="preserve">— Phase 1 scorer for attribution</w:t>
+        <w:t xml:space="preserve">— distractor-test scorer for attribution</w:t>
       </w:r>
       <w:r>
         <w:t xml:space="preserve"> </w:t>
@@ -7914,7 +7611,7 @@
         <w:t xml:space="preserve"> </w:t>
       </w:r>
       <w:r>
-        <w:t xml:space="preserve">(Phase 1) —</w:t>
+        <w:t xml:space="preserve">(distractor test) —</w:t>
       </w:r>
       <w:r>
         <w:t xml:space="preserve"> </w:t>
@@ -8587,7 +8284,7 @@
         <w:pStyle w:val="BodyText"/>
       </w:pPr>
       <w:r>
-        <w:t xml:space="preserve">The off-family replication (§5.5b) uses the same recipe on Llama-3.2-1B-Base; its</w:t>
+        <w:t xml:space="preserve">The off-family replication (§5.5) uses the same recipe on Llama-3.2-1B-Base; its</w:t>
       </w:r>
       <w:r>
         <w:t xml:space="preserve"> </w:t>
@@ -8644,7 +8341,7 @@
         <w:t xml:space="preserve">address with a pre-registered $</w:t>
       </w:r>
       <w:r>
-        <w:t xml:space="preserve">$3-seed protocol in future work (§6.7). The trim</w:t>
+        <w:t xml:space="preserve">$3-seed protocol in future work (§6.6). The trim</w:t>
       </w:r>
       <w:r>
         <w:t xml:space="preserve"> </w:t>
@@ -8894,7 +8591,7 @@
     </w:p>
     <w:bookmarkEnd w:id="30"/>
     <w:bookmarkEnd w:id="31"/>
-    <w:bookmarkStart w:id="48" w:name="results"/>
+    <w:bookmarkStart w:id="47" w:name="results"/>
     <w:p>
       <w:pPr>
         <w:pStyle w:val="Heading1"/>
@@ -11215,7 +10912,7 @@
         <w:t xml:space="preserve"> </w:t>
       </w:r>
       <w:r>
-        <w:t xml:space="preserve">replication (§5.5b), sampling variance is an implausible explanation for the</w:t>
+        <w:t xml:space="preserve">replication (§5.5), sampling variance is an implausible explanation for the</w:t>
       </w:r>
       <w:r>
         <w:t xml:space="preserve"> </w:t>
@@ -11227,10 +10924,10 @@
         <w:t xml:space="preserve"> </w:t>
       </w:r>
       <w:r>
-        <w:t xml:space="preserve">(§6.6) and specify a pre-registered $</w:t>
-      </w:r>
-      <w:r>
-        <w:t xml:space="preserve">$3-seed protocol as future work (§6.7).</w:t>
+        <w:t xml:space="preserve">(§6.5) and specify a pre-registered $</w:t>
+      </w:r>
+      <w:r>
+        <w:t xml:space="preserve">$3-seed protocol as future work (§6.6).</w:t>
       </w:r>
     </w:p>
     <w:p>
@@ -11432,13 +11129,13 @@
         <w:pStyle w:val="FirstParagraph"/>
       </w:pPr>
       <w:r>
-        <w:t xml:space="preserve">The reviewer-flagged concern is that violation count and turn depth are correlated,</w:t>
-      </w:r>
-      <w:r>
-        <w:t xml:space="preserve"> </w:t>
-      </w:r>
-      <w:r>
-        <w:t xml:space="preserve">so §5.2 could reflect raw depth. The premature probe is not a fully balanced</w:t>
+        <w:t xml:space="preserve">A natural concern is that violation count and turn depth are correlated in</w:t>
+      </w:r>
+      <w:r>
+        <w:t xml:space="preserve"> </w:t>
+      </w:r>
+      <w:r>
+        <w:t xml:space="preserve">dialogue, so §5.2 could reflect raw depth. The premature probe is not a fully balanced</w:t>
       </w:r>
       <w:r>
         <w:t xml:space="preserve"> </w:t>
@@ -11914,7 +11611,7 @@
         <w:t xml:space="preserve"> </w:t>
       </w:r>
       <w:r>
-        <w:t xml:space="preserve">flagged as future work (§6.7). Scored by</w:t>
+        <w:t xml:space="preserve">flagged as future work (§6.6). Scored by</w:t>
       </w:r>
       <w:r>
         <w:t xml:space="preserve"> </w:t>
@@ -13874,13 +13571,13 @@
     </w:p>
     <w:bookmarkEnd w:id="42"/>
     <w:bookmarkEnd w:id="43"/>
-    <w:bookmarkStart w:id="44" w:name="Xe0f0c42bc4e47a2f40621b3afafd011d35aa48a"/>
+    <w:bookmarkStart w:id="44" w:name="Xfff5dc16e46c868c10166b3bf553ee9d4007496"/>
     <w:p>
       <w:pPr>
         <w:pStyle w:val="Heading2"/>
       </w:pPr>
       <w:r>
-        <w:t xml:space="preserve">5.4 Attribution under distraction — the mixed-axis distractor condition (H2, Phase 1)</w:t>
+        <w:t xml:space="preserve">5.4 Attribution under distraction — the mixed-axis distractor condition (H2)</w:t>
       </w:r>
     </w:p>
     <w:p>
@@ -14229,275 +13926,13 @@
       </w:r>
     </w:p>
     <w:bookmarkEnd w:id="44"/>
-    <w:bookmarkStart w:id="45" w:name="X59523431acabf7ae2cc7a2f1dd79562dead864e"/>
+    <w:bookmarkStart w:id="45" w:name="X1d5e668cae8b8888a8f1ef24f7913a852345e6a"/>
     <w:p>
       <w:pPr>
         <w:pStyle w:val="Heading2"/>
       </w:pPr>
       <w:r>
-        <w:t xml:space="preserve">5.5 The count-marker remedy (H3, Phase 2 — exploratory negative experiment)</w:t>
-      </w:r>
-    </w:p>
-    <w:p>
-      <w:pPr>
-        <w:pStyle w:val="FirstParagraph"/>
-      </w:pPr>
-      <w:r>
-        <w:t xml:space="preserve">We also tested an explicit count-annotation remedy as an exploratory experiment,</w:t>
-      </w:r>
-      <w:r>
-        <w:t xml:space="preserve"> </w:t>
-      </w:r>
-      <w:r>
-        <w:t xml:space="preserve">but — as reported below — the resulting model failed the predefined recall gate,</w:t>
-      </w:r>
-      <w:r>
-        <w:t xml:space="preserve"> </w:t>
-      </w:r>
-      <w:r>
-        <w:t xml:space="preserve">so no conclusion about its effectiveness is drawn; it is not part of this paper’s</w:t>
-      </w:r>
-      <w:r>
-        <w:t xml:space="preserve"> </w:t>
-      </w:r>
-      <w:r>
-        <w:t xml:space="preserve">supported contributions and is presented here as a clearly-labelled negative</w:t>
-      </w:r>
-      <w:r>
-        <w:t xml:space="preserve"> </w:t>
-      </w:r>
-      <w:r>
-        <w:t xml:space="preserve">result that motivates follow-up work. A natural candidate remedy is to externalise</w:t>
-      </w:r>
-      <w:r>
-        <w:t xml:space="preserve"> </w:t>
-      </w:r>
-      <w:r>
-        <w:t xml:space="preserve">the latent strike counter as a supervised target. In Design B (§3.6) the</w:t>
-      </w:r>
-      <w:r>
-        <w:t xml:space="preserve"> </w:t>
-      </w:r>
-      <w:r>
-        <w:t xml:space="preserve">second strike is tagged</w:t>
-      </w:r>
-      <w:r>
-        <w:t xml:space="preserve"> </w:t>
-      </w:r>
-      <w:r>
-        <w:rPr>
-          <w:rStyle w:val="VerbatimChar"/>
-        </w:rPr>
-        <w:t xml:space="preserve">[STRIKE=2: axis]</w:t>
-      </w:r>
-      <w:r>
-        <w:t xml:space="preserve"> </w:t>
-      </w:r>
-      <w:r>
-        <w:t xml:space="preserve">and the third emits</w:t>
-      </w:r>
-      <w:r>
-        <w:t xml:space="preserve"> </w:t>
-      </w:r>
-      <w:r>
-        <w:rPr>
-          <w:rStyle w:val="VerbatimChar"/>
-        </w:rPr>
-        <w:t xml:space="preserve">[SESSION_END: STRIKE=3: axis]</w:t>
-      </w:r>
-      <w:r>
-        <w:t xml:space="preserve">, so the count the model must otherwise infer is</w:t>
-      </w:r>
-      <w:r>
-        <w:t xml:space="preserve"> </w:t>
-      </w:r>
-      <w:r>
-        <w:t xml:space="preserve">made explicit at the point of firing. The hypothesis (H3) is that count</w:t>
-      </w:r>
-      <w:r>
-        <w:t xml:space="preserve"> </w:t>
-      </w:r>
-      <w:r>
-        <w:t xml:space="preserve">supervision makes firing trim-robust — the trim</w:t>
-      </w:r>
-      <w:r>
-        <w:t xml:space="preserve"> </w:t>
-      </w:r>
-      <m:oMath>
-        <m:r>
-          <m:rPr>
-            <m:sty m:val="p"/>
-          </m:rPr>
-          <m:t>Δ</m:t>
-        </m:r>
-      </m:oMath>
-      <w:r>
-        <w:t xml:space="preserve"> </w:t>
-      </w:r>
-      <w:r>
-        <w:t xml:space="preserve">for the count-annotated cell</w:t>
-      </w:r>
-      <w:r>
-        <w:t xml:space="preserve"> </w:t>
-      </w:r>
-      <w:r>
-        <w:t xml:space="preserve">(A8) should be far smaller than A1’s +0.576.</w:t>
-      </w:r>
-    </w:p>
-    <w:p>
-      <w:pPr>
-        <w:pStyle w:val="BodyText"/>
-      </w:pPr>
-      <w:r>
-        <w:t xml:space="preserve">We trained A8 (untrimmed) and A8-trim and evaluated both on the premature and</w:t>
-      </w:r>
-      <w:r>
-        <w:t xml:space="preserve"> </w:t>
-      </w:r>
-      <w:r>
-        <w:t xml:space="preserve">positive probes. The result is not yet interpretable: the count model</w:t>
-      </w:r>
-      <w:r>
-        <w:t xml:space="preserve"> </w:t>
-      </w:r>
-      <w:r>
-        <w:t xml:space="preserve">under-fires the terminal session-end marker — positive-probe recall for</w:t>
-      </w:r>
-      <w:r>
-        <w:t xml:space="preserve"> </w:t>
-      </w:r>
-      <w:r>
-        <w:rPr>
-          <w:rStyle w:val="VerbatimChar"/>
-        </w:rPr>
-        <w:t xml:space="preserve">[SESSION_END: STRIKE=3: …]</w:t>
-      </w:r>
-      <w:r>
-        <w:t xml:space="preserve"> </w:t>
-      </w:r>
-      <w:r>
-        <w:t xml:space="preserve">is only $</w:t>
-      </w:r>
-      <w:r>
-        <w:t xml:space="preserve">$0.06 (A8) / 0.13 (A8-trim), well below the</w:t>
-      </w:r>
-      <w:r>
-        <w:t xml:space="preserve"> </w:t>
-      </w:r>
-      <w:r>
-        <w:t xml:space="preserve">0.8 gate. The model largely emits the intermediate</w:t>
-      </w:r>
-      <w:r>
-        <w:t xml:space="preserve"> </w:t>
-      </w:r>
-      <w:r>
-        <w:rPr>
-          <w:rStyle w:val="VerbatimChar"/>
-        </w:rPr>
-        <w:t xml:space="preserve">[STRIKE=2: …]</w:t>
-      </w:r>
-      <w:r>
-        <w:t xml:space="preserve"> </w:t>
-      </w:r>
-      <w:r>
-        <w:t xml:space="preserve">warning but</w:t>
-      </w:r>
-      <w:r>
-        <w:t xml:space="preserve"> </w:t>
-      </w:r>
-      <w:r>
-        <w:t xml:space="preserve">does not escalate to the third-strike terminator. With recall this low the</w:t>
-      </w:r>
-      <w:r>
-        <w:t xml:space="preserve"> </w:t>
-      </w:r>
-      <w:r>
-        <w:t xml:space="preserve">premature rates (0.009 vs 0.025) cannot support a trim-vs-untrim conclusion.</w:t>
-      </w:r>
-    </w:p>
-    <w:p>
-      <w:pPr>
-        <w:pStyle w:val="BodyText"/>
-      </w:pPr>
-      <w:r>
-        <w:t xml:space="preserve">Two likely causes, both addressable, are deferred to follow-up work: (i) the</w:t>
-      </w:r>
-      <w:r>
-        <w:t xml:space="preserve"> </w:t>
-      </w:r>
-      <w:r>
-        <w:t xml:space="preserve">training context window truncates long three-strike dialogues before the</w:t>
-      </w:r>
-      <w:r>
-        <w:t xml:space="preserve"> </w:t>
-      </w:r>
-      <w:r>
-        <w:t xml:space="preserve">third-strike turn, so the model rarely sees a</w:t>
-      </w:r>
-      <w:r>
-        <w:t xml:space="preserve"> </w:t>
-      </w:r>
-      <w:r>
-        <w:rPr>
-          <w:i/>
-          <w:iCs/>
-        </w:rPr>
-        <w:t xml:space="preserve">labelled</w:t>
-      </w:r>
-      <w:r>
-        <w:t xml:space="preserve"> </w:t>
-      </w:r>
-      <w:r>
-        <w:t xml:space="preserve">session-end during</w:t>
-      </w:r>
-      <w:r>
-        <w:t xml:space="preserve"> </w:t>
-      </w:r>
-      <w:r>
-        <w:t xml:space="preserve">training; and (ii) jointly predicting count and axis at the terminator is</w:t>
-      </w:r>
-      <w:r>
-        <w:t xml:space="preserve"> </w:t>
-      </w:r>
-      <w:r>
-        <w:t xml:space="preserve">hard at this scale — a sentinel+count marker without the axis label</w:t>
-      </w:r>
-      <w:r>
-        <w:t xml:space="preserve"> </w:t>
-      </w:r>
-      <w:r>
-        <w:t xml:space="preserve">(</w:t>
-      </w:r>
-      <w:r>
-        <w:rPr>
-          <w:rStyle w:val="VerbatimChar"/>
-        </w:rPr>
-        <w:t xml:space="preserve">[SESSION_END: STRIKE=3]</w:t>
-      </w:r>
-      <w:r>
-        <w:t xml:space="preserve">) isolates the count question and should clear the</w:t>
-      </w:r>
-      <w:r>
-        <w:t xml:space="preserve"> </w:t>
-      </w:r>
-      <w:r>
-        <w:t xml:space="preserve">recall gate. H3 therefore remains open; the core claims of this paper (H1, its</w:t>
-      </w:r>
-      <w:r>
-        <w:t xml:space="preserve"> </w:t>
-      </w:r>
-      <w:r>
-        <w:t xml:space="preserve">mechanism, H2/H2b, and the off-family H-gen replication) do not depend on it.</w:t>
-      </w:r>
-    </w:p>
-    <w:bookmarkEnd w:id="45"/>
-    <w:bookmarkStart w:id="46" w:name="X54b44d2ff7a6613e6b062411ad262bb3d20d1f7"/>
-    <w:p>
-      <w:pPr>
-        <w:pStyle w:val="Heading2"/>
-      </w:pPr>
-      <w:r>
-        <w:t xml:space="preserve">5.5b Generalization — off-tutor replication (H-gen, Phase 3)</w:t>
+        <w:t xml:space="preserve">5.5 Generalization — off-tutor replication (H-gen)</w:t>
       </w:r>
     </w:p>
     <w:p>
@@ -15177,8 +14612,8 @@
         <w:t xml:space="preserve">the meaningful quantity.)</w:t>
       </w:r>
     </w:p>
-    <w:bookmarkEnd w:id="46"/>
-    <w:bookmarkStart w:id="47" w:name="summary"/>
+    <w:bookmarkEnd w:id="45"/>
+    <w:bookmarkStart w:id="46" w:name="summary"/>
     <w:p>
       <w:pPr>
         <w:pStyle w:val="Heading2"/>
@@ -15280,7 +14715,7 @@
         <w:t xml:space="preserve"> </w:t>
       </w:r>
       <w:r>
-        <w:t xml:space="preserve">logit level (Phase 4): the trimmed model puts 34–45</w:t>
+        <w:t xml:space="preserve">logit level: the trimmed model puts 34–45</w:t>
       </w:r>
       <m:oMath>
         <m:r>
@@ -15350,7 +14785,7 @@
           <w:b/>
           <w:bCs/>
         </w:rPr>
-        <w:t xml:space="preserve">H2b [supported, Phase 1]:</w:t>
+        <w:t xml:space="preserve">H2b [supported]:</w:t>
       </w:r>
       <w:r>
         <w:t xml:space="preserve"> </w:t>
@@ -15390,7 +14825,7 @@
           <w:b/>
           <w:bCs/>
         </w:rPr>
-        <w:t xml:space="preserve">H-gen [supported in direction, Phase 3]:</w:t>
+        <w:t xml:space="preserve">H-gen [supported in direction]:</w:t>
       </w:r>
       <w:r>
         <w:t xml:space="preserve"> </w:t>
@@ -15498,51 +14933,30 @@
           <w:b/>
           <w:bCs/>
         </w:rPr>
-        <w:t xml:space="preserve">H3 [FUTURE WORK, Phase 2]:</w:t>
-      </w:r>
-      <w:r>
-        <w:t xml:space="preserve"> </w:t>
-      </w:r>
-      <w:r>
-        <w:t xml:space="preserve">count annotation as a candidate remedy. Design B</w:t>
-      </w:r>
-      <w:r>
-        <w:t xml:space="preserve"> </w:t>
-      </w:r>
-      <w:r>
-        <w:t xml:space="preserve">(strike-2 warning + strike-3 session-end) was trained and evaluated, but the</w:t>
-      </w:r>
-      <w:r>
-        <w:t xml:space="preserve"> </w:t>
-      </w:r>
-      <w:r>
-        <w:t xml:space="preserve">count model under-fires the terminal marker (positive-probe recall $</w:t>
-      </w:r>
-      <w:r>
-        <w:t xml:space="preserve">$0.06–0.13),</w:t>
-      </w:r>
-      <w:r>
-        <w:t xml:space="preserve"> </w:t>
-      </w:r>
-      <w:r>
-        <w:t xml:space="preserve">so the trim comparison is not yet interpretable; we defer a recall-cleared</w:t>
-      </w:r>
-      <w:r>
-        <w:t xml:space="preserve"> </w:t>
-      </w:r>
-      <w:r>
-        <w:t xml:space="preserve">version (larger context window so the third-strike turn is not truncated, and a</w:t>
-      </w:r>
-      <w:r>
-        <w:t xml:space="preserve"> </w:t>
-      </w:r>
-      <w:r>
-        <w:t xml:space="preserve">sentinel+count marker without the axis label) to follow-up work.</w:t>
+        <w:t xml:space="preserve">Candidate remedy [future work]:</w:t>
+      </w:r>
+      <w:r>
+        <w:t xml:space="preserve"> </w:t>
+      </w:r>
+      <w:r>
+        <w:t xml:space="preserve">supervising the strike count directly in the</w:t>
+      </w:r>
+      <w:r>
+        <w:t xml:space="preserve"> </w:t>
+      </w:r>
+      <w:r>
+        <w:t xml:space="preserve">marker is a natural fix for the trim artifact; we outline it as future work</w:t>
+      </w:r>
+      <w:r>
+        <w:t xml:space="preserve"> </w:t>
+      </w:r>
+      <w:r>
+        <w:t xml:space="preserve">(§6.6) rather than a tested contribution.</w:t>
       </w:r>
     </w:p>
+    <w:bookmarkEnd w:id="46"/>
     <w:bookmarkEnd w:id="47"/>
-    <w:bookmarkEnd w:id="48"/>
-    <w:bookmarkStart w:id="62" w:name="discussion"/>
+    <w:bookmarkStart w:id="60" w:name="discussion"/>
     <w:p>
       <w:pPr>
         <w:pStyle w:val="Heading1"/>
@@ -15551,7 +14965,7 @@
         <w:t xml:space="preserve">6. Discussion</w:t>
       </w:r>
     </w:p>
-    <w:bookmarkStart w:id="55" w:name="Xb15ec59faca964b5e55c8faa2db85a711350d13"/>
+    <w:bookmarkStart w:id="54" w:name="Xb15ec59faca964b5e55c8faa2db85a711350d13"/>
     <w:p>
       <w:pPr>
         <w:pStyle w:val="Heading2"/>
@@ -15569,18 +14983,18 @@
           <wp:inline>
             <wp:extent cx="4800600" cy="2793519"/>
             <wp:effectExtent b="0" l="0" r="0" t="0"/>
-            <wp:docPr descr="The mechanism. Untrimmed data contains counterexamples — escalated contexts not followed by a fire — so the model learns escalation is necessary but not sufficient and fires on the third strike. Trimming deletes those counterexamples, leaving escalation perfectly predictive of the marker, so the model fires early." title="" id="50" name="Picture"/>
+            <wp:docPr descr="The mechanism. Untrimmed data contains counterexamples — escalated contexts not followed by a fire — so the model learns escalation is necessary but not sufficient and fires on the third strike. Trimming deletes those counterexamples, leaving escalation perfectly predictive of the marker, so the model fires early." title="" id="49" name="Picture"/>
             <a:graphic>
               <a:graphicData uri="http://schemas.openxmlformats.org/drawingml/2006/picture">
                 <pic:pic>
                   <pic:nvPicPr>
-                    <pic:cNvPr descr="paper_v3/figures/fig2_mechanism.png" id="51" name="Picture"/>
+                    <pic:cNvPr descr="paper_v3/figures/fig2_mechanism.png" id="50" name="Picture"/>
                     <pic:cNvPicPr>
                       <a:picLocks noChangeArrowheads="1" noChangeAspect="1"/>
                     </pic:cNvPicPr>
                   </pic:nvPicPr>
                   <pic:blipFill>
-                    <a:blip r:embed="rId49"/>
+                    <a:blip r:embed="rId48"/>
                     <a:stretch>
                       <a:fillRect/>
                     </a:stretch>
@@ -16129,7 +15543,7 @@
         <w:t xml:space="preserve"> </w:t>
       </w:r>
       <w:r>
-        <w:t xml:space="preserve">exploit — no shortcut, no premature firing. The generalization test (§5.5b) is</w:t>
+        <w:t xml:space="preserve">exploit — no shortcut, no premature firing. The generalization test (§5.5) is</w:t>
       </w:r>
       <w:r>
         <w:t xml:space="preserve"> </w:t>
@@ -16209,7 +15623,7 @@
           <w:b/>
           <w:bCs/>
         </w:rPr>
-        <w:t xml:space="preserve">The logit-level signature (Phase 4).</w:t>
+        <w:t xml:space="preserve">The logit-level signature.</w:t>
       </w:r>
       <w:r>
         <w:t xml:space="preserve"> </w:t>
@@ -16516,18 +15930,18 @@
           <wp:inline>
             <wp:extent cx="3200400" cy="1789659"/>
             <wp:effectExtent b="0" l="0" r="0" t="0"/>
-            <wp:docPr descr="Logit-level signature (A1). At sub-threshold escalation the trimmed model places 34–45\times more probability mass on beginning the sentinel than the untrimmed model, and that mass grows with accumulated violation count (log scale)." title="" id="53" name="Picture"/>
+            <wp:docPr descr="Logit-level signature (A1). At sub-threshold escalation the trimmed model places 34–45\times more probability mass on beginning the sentinel than the untrimmed model, and that mass grows with accumulated violation count (log scale)." title="" id="52" name="Picture"/>
             <a:graphic>
               <a:graphicData uri="http://schemas.openxmlformats.org/drawingml/2006/picture">
                 <pic:pic>
                   <pic:nvPicPr>
-                    <pic:cNvPr descr="paper_v3/figures/fig4_logit.png" id="54" name="Picture"/>
+                    <pic:cNvPr descr="paper_v3/figures/fig4_logit.png" id="53" name="Picture"/>
                     <pic:cNvPicPr>
                       <a:picLocks noChangeArrowheads="1" noChangeAspect="1"/>
                     </pic:cNvPicPr>
                   </pic:nvPicPr>
                   <pic:blipFill>
-                    <a:blip r:embed="rId52"/>
+                    <a:blip r:embed="rId51"/>
                     <a:stretch>
                       <a:fillRect/>
                     </a:stretch>
@@ -16645,8 +16059,8 @@
         <w:t xml:space="preserve">would test it more directly (§6.6).</w:t>
       </w:r>
     </w:p>
-    <w:bookmarkEnd w:id="55"/>
-    <w:bookmarkStart w:id="56" w:name="timing-and-attribution-are-separable"/>
+    <w:bookmarkEnd w:id="54"/>
+    <w:bookmarkStart w:id="55" w:name="timing-and-attribution-are-separable"/>
     <w:p>
       <w:pPr>
         <w:pStyle w:val="Heading2"/>
@@ -16771,8 +16185,8 @@
         <w:t xml:space="preserve">practitioner can get one right and the other wrong; both must be curated.</w:t>
       </w:r>
     </w:p>
-    <w:bookmarkEnd w:id="56"/>
-    <w:bookmarkStart w:id="57" w:name="Xc3623a7e1f12cf7712d2fe88ffa0cd503506016"/>
+    <w:bookmarkEnd w:id="55"/>
+    <w:bookmarkStart w:id="56" w:name="Xc3623a7e1f12cf7712d2fe88ffa0cd503506016"/>
     <w:p>
       <w:pPr>
         <w:pStyle w:val="Heading2"/>
@@ -16869,7 +16283,7 @@
         <w:t xml:space="preserve"> </w:t>
       </w:r>
       <w:r>
-        <w:t xml:space="preserve">explicitly in the output (§6.5). We conjecture — but do not demonstrate — that</w:t>
+        <w:t xml:space="preserve">explicitly in the output (§6.6). We conjecture — but do not demonstrate — that</w:t>
       </w:r>
       <w:r>
         <w:t xml:space="preserve"> </w:t>
@@ -16970,8 +16384,8 @@
         <w:t xml:space="preserve">open empirical question we do not settle here.</w:t>
       </w:r>
     </w:p>
-    <w:bookmarkEnd w:id="57"/>
-    <w:bookmarkStart w:id="58" w:name="practical-recommendations"/>
+    <w:bookmarkEnd w:id="56"/>
+    <w:bookmarkStart w:id="57" w:name="practical-recommendations"/>
     <w:p>
       <w:pPr>
         <w:pStyle w:val="Heading2"/>
@@ -17181,7 +16595,7 @@
         <w:t xml:space="preserve"> </w:t>
       </w:r>
       <w:r>
-        <w:t xml:space="preserve">(§6.5) rather than</w:t>
+        <w:t xml:space="preserve">(§6.6) rather than</w:t>
       </w:r>
       <w:r>
         <w:t xml:space="preserve"> </w:t>
@@ -17207,17 +16621,928 @@
         <w:t xml:space="preserve"> </w:t>
       </w:r>
       <w:r>
-        <w:t xml:space="preserve">larger scale is left to future work (§6.6, §6.7).</w:t>
+        <w:t xml:space="preserve">larger scale is left to future work (§6.5, §6.6).</w:t>
+      </w:r>
+    </w:p>
+    <w:bookmarkEnd w:id="57"/>
+    <w:bookmarkStart w:id="58" w:name="threats-to-validity"/>
+    <w:p>
+      <w:pPr>
+        <w:pStyle w:val="Heading2"/>
+      </w:pPr>
+      <w:r>
+        <w:t xml:space="preserve">6.5 Threats to validity</w:t>
+      </w:r>
+    </w:p>
+    <w:p>
+      <w:pPr>
+        <w:pStyle w:val="FirstParagraph"/>
+      </w:pPr>
+      <w:r>
+        <w:rPr>
+          <w:b/>
+          <w:bCs/>
+        </w:rPr>
+        <w:t xml:space="preserve">Scope of the claims.</w:t>
+      </w:r>
+      <w:r>
+        <w:t xml:space="preserve"> </w:t>
+      </w:r>
+      <w:r>
+        <w:t xml:space="preserve">We claim, and support with a controlled paired</w:t>
+      </w:r>
+      <w:r>
+        <w:t xml:space="preserve"> </w:t>
+      </w:r>
+      <w:r>
+        <w:t xml:space="preserve">experiment, a specific effect: for a rare marker whose trigger is a</w:t>
+      </w:r>
+      <w:r>
+        <w:t xml:space="preserve"> </w:t>
+      </w:r>
+      <w:r>
+        <w:rPr>
+          <w:i/>
+          <w:iCs/>
+        </w:rPr>
+        <w:t xml:space="preserve">noisy,</w:t>
+      </w:r>
+      <w:r>
+        <w:rPr>
+          <w:i/>
+          <w:iCs/>
+        </w:rPr>
+        <w:t xml:space="preserve"> </w:t>
+      </w:r>
+      <w:r>
+        <w:rPr>
+          <w:i/>
+          <w:iCs/>
+        </w:rPr>
+        <w:t xml:space="preserve">recognition-gated</w:t>
+      </w:r>
+      <w:r>
+        <w:t xml:space="preserve"> </w:t>
+      </w:r>
+      <w:r>
+        <w:t xml:space="preserve">count, trimming training sequences to end at the marker</w:t>
+      </w:r>
+      <w:r>
+        <w:t xml:space="preserve"> </w:t>
+      </w:r>
+      <w:r>
+        <w:t xml:space="preserve">inflates premature firing. Because the trimmed and untrimmed corpora are</w:t>
+      </w:r>
+      <w:r>
+        <w:t xml:space="preserve"> </w:t>
+      </w:r>
+      <w:r>
+        <w:t xml:space="preserve">byte-identical except for the post-marker continuation (§4.4, and the exact</w:t>
+      </w:r>
+      <w:r>
+        <w:t xml:space="preserve"> </w:t>
+      </w:r>
+      <w:r>
+        <w:t xml:space="preserve">removed-tail accounting of §4.5), the trim</w:t>
+      </w:r>
+      <w:r>
+        <w:t xml:space="preserve"> </w:t>
+      </w:r>
+      <w:r>
+        <w:rPr>
+          <w:i/>
+          <w:iCs/>
+        </w:rPr>
+        <w:t xml:space="preserve">manipulation</w:t>
+      </w:r>
+      <w:r>
+        <w:t xml:space="preserve"> </w:t>
+      </w:r>
+      <w:r>
+        <w:t xml:space="preserve">is a clean causal</w:t>
+      </w:r>
+      <w:r>
+        <w:t xml:space="preserve"> </w:t>
+      </w:r>
+      <w:r>
+        <w:t xml:space="preserve">intervention. The</w:t>
+      </w:r>
+      <w:r>
+        <w:t xml:space="preserve"> </w:t>
+      </w:r>
+      <w:r>
+        <w:rPr>
+          <w:i/>
+          <w:iCs/>
+        </w:rPr>
+        <w:t xml:space="preserve">explanation</w:t>
+      </w:r>
+      <w:r>
+        <w:t xml:space="preserve"> </w:t>
+      </w:r>
+      <w:r>
+        <w:t xml:space="preserve">we offer for it — deletion of the sub-threshold</w:t>
+      </w:r>
+      <w:r>
+        <w:t xml:space="preserve"> </w:t>
+      </w:r>
+      <w:r>
+        <w:t xml:space="preserve">counterexamples inducing threshold-laxity (§6.1) — is the account most consistent</w:t>
+      </w:r>
+      <w:r>
+        <w:t xml:space="preserve"> </w:t>
+      </w:r>
+      <w:r>
+        <w:t xml:space="preserve">with the evidence (including the logit-level signature and the depth-adjusted</w:t>
+      </w:r>
+      <w:r>
+        <w:t xml:space="preserve"> </w:t>
+      </w:r>
+      <w:r>
+        <w:t xml:space="preserve">strike-count model), not a proven mechanism to the exclusion of all contextual</w:t>
+      </w:r>
+      <w:r>
+        <w:t xml:space="preserve"> </w:t>
+      </w:r>
+      <w:r>
+        <w:t xml:space="preserve">alternatives. We do</w:t>
+      </w:r>
+      <w:r>
+        <w:t xml:space="preserve"> </w:t>
+      </w:r>
+      <w:r>
+        <w:rPr>
+          <w:i/>
+          <w:iCs/>
+        </w:rPr>
+        <w:t xml:space="preserve">not</w:t>
+      </w:r>
+      <w:r>
+        <w:t xml:space="preserve"> </w:t>
+      </w:r>
+      <w:r>
+        <w:t xml:space="preserve">claim this is a universal property of all control</w:t>
+      </w:r>
+      <w:r>
+        <w:t xml:space="preserve"> </w:t>
+      </w:r>
+      <w:r>
+        <w:t xml:space="preserve">tokens, all curation pipelines, or all model scales. In particular the effect is</w:t>
+      </w:r>
+      <w:r>
+        <w:t xml:space="preserve"> </w:t>
+      </w:r>
+      <w:r>
+        <w:t xml:space="preserve">demonstrated at 0.8B (Qwen3.5) plus an off-family 1B base (Llama-3.2-1B-Base, §5.5), on count/threshold</w:t>
+      </w:r>
+      <w:r>
+        <w:t xml:space="preserve"> </w:t>
+      </w:r>
+      <w:r>
+        <w:t xml:space="preserve">triggers, and with SFT; extrapolation to much larger models, to exactly-computable</w:t>
+      </w:r>
+      <w:r>
+        <w:t xml:space="preserve"> </w:t>
+      </w:r>
+      <w:r>
+        <w:t xml:space="preserve">triggers (§6.3), or to RL/preference post-training is conjecture. The remaining</w:t>
+      </w:r>
+      <w:r>
+        <w:t xml:space="preserve"> </w:t>
+      </w:r>
+      <w:r>
+        <w:t xml:space="preserve">bullets enumerate the specific axes along which our evidence is thin.</w:t>
+      </w:r>
+    </w:p>
+    <w:p>
+      <w:pPr>
+        <w:pStyle w:val="Compact"/>
+        <w:numPr>
+          <w:ilvl w:val="0"/>
+          <w:numId w:val="1010"/>
+        </w:numPr>
+      </w:pPr>
+      <w:r>
+        <w:rPr>
+          <w:b/>
+          <w:bCs/>
+        </w:rPr>
+        <w:t xml:space="preserve">Single family for the main 2$</w:t>
+      </w:r>
+      <m:oMath>
+        <m:r>
+          <m:t>2</m:t>
+        </m:r>
+      </m:oMath>
+      <w:r>
+        <w:rPr>
+          <w:b/>
+          <w:bCs/>
+        </w:rPr>
+        <w:t xml:space="preserve">$2 — a</w:t>
+      </w:r>
+      <w:r>
+        <w:rPr>
+          <w:b/>
+          <w:bCs/>
+        </w:rPr>
+        <w:t xml:space="preserve"> </w:t>
+      </w:r>
+      <w:r>
+        <w:rPr>
+          <w:b/>
+          <w:bCs/>
+          <w:i/>
+          <w:iCs/>
+        </w:rPr>
+        <w:t xml:space="preserve">secondary</w:t>
+      </w:r>
+      <w:r>
+        <w:rPr>
+          <w:b/>
+          <w:bCs/>
+        </w:rPr>
+        <w:t xml:space="preserve"> </w:t>
+      </w:r>
+      <w:r>
+        <w:rPr>
+          <w:b/>
+          <w:bCs/>
+        </w:rPr>
+        <w:t xml:space="preserve">threat here.</w:t>
+      </w:r>
+      <w:r>
+        <w:t xml:space="preserve"> </w:t>
+      </w:r>
+      <w:r>
+        <w:t xml:space="preserve">All eight</w:t>
+      </w:r>
+      <w:r>
+        <w:t xml:space="preserve"> </w:t>
+      </w:r>
+      <w:r>
+        <w:t xml:space="preserve">cells use Qwen3.5 0.8B, but our claims are about the</w:t>
+      </w:r>
+      <w:r>
+        <w:t xml:space="preserve"> </w:t>
+      </w:r>
+      <w:r>
+        <w:rPr>
+          <w:i/>
+          <w:iCs/>
+        </w:rPr>
+        <w:t xml:space="preserve">training signal</w:t>
+      </w:r>
+      <w:r>
+        <w:t xml:space="preserve"> </w:t>
+      </w:r>
+      <w:r>
+        <w:t xml:space="preserve">(which</w:t>
+      </w:r>
+      <w:r>
+        <w:t xml:space="preserve"> </w:t>
+      </w:r>
+      <w:r>
+        <w:t xml:space="preserve">counterexamples trimming deletes), not a specific model’s capability, and the</w:t>
+      </w:r>
+      <w:r>
+        <w:t xml:space="preserve"> </w:t>
+      </w:r>
+      <w:r>
+        <w:t xml:space="preserve">off-family, off-domain Llama-3.2-1B-Base replication (§5.5) already shows the</w:t>
+      </w:r>
+      <w:r>
+        <w:t xml:space="preserve"> </w:t>
+      </w:r>
+      <w:r>
+        <w:t xml:space="preserve">effect’s</w:t>
+      </w:r>
+      <w:r>
+        <w:t xml:space="preserve"> </w:t>
+      </w:r>
+      <w:r>
+        <w:rPr>
+          <w:i/>
+          <w:iCs/>
+        </w:rPr>
+        <w:t xml:space="preserve">existence</w:t>
+      </w:r>
+      <w:r>
+        <w:t xml:space="preserve"> </w:t>
+      </w:r>
+      <w:r>
+        <w:t xml:space="preserve">is family- and domain-independent. What it does not settle</w:t>
+      </w:r>
+      <w:r>
+        <w:t xml:space="preserve"> </w:t>
+      </w:r>
+      <w:r>
+        <w:t xml:space="preserve">is</w:t>
+      </w:r>
+      <w:r>
+        <w:t xml:space="preserve"> </w:t>
+      </w:r>
+      <w:r>
+        <w:rPr>
+          <w:i/>
+          <w:iCs/>
+        </w:rPr>
+        <w:t xml:space="preserve">magnitude</w:t>
+      </w:r>
+      <w:r>
+        <w:t xml:space="preserve">: the Qwen3.5 0.8B base is a hybrid-attention architecture (per its</w:t>
+      </w:r>
+      <w:r>
+        <w:t xml:space="preserve"> </w:t>
+      </w:r>
+      <w:r>
+        <w:t xml:space="preserve">released config, most layers are linear-attention with a full-attention layer at</w:t>
+      </w:r>
+      <w:r>
+        <w:t xml:space="preserve"> </w:t>
+      </w:r>
+      <w:r>
+        <w:t xml:space="preserve">a fixed interval), and its compressed cross-turn state could plausibly amplify</w:t>
+      </w:r>
+      <w:r>
+        <w:t xml:space="preserve"> </w:t>
+      </w:r>
+      <w:r>
+        <w:t xml:space="preserve">trim sensitivity relative to a fully full-attention model. A matched A1 trim/untrim</w:t>
+      </w:r>
+      <w:r>
+        <w:t xml:space="preserve"> </w:t>
+      </w:r>
+      <w:r>
+        <w:t xml:space="preserve">contrast on a small full-attention non-Qwen base would test this; it is the open</w:t>
+      </w:r>
+      <w:r>
+        <w:t xml:space="preserve"> </w:t>
+      </w:r>
+      <w:r>
+        <w:t xml:space="preserve">cross-family</w:t>
+      </w:r>
+      <w:r>
+        <w:t xml:space="preserve"> </w:t>
+      </w:r>
+      <w:r>
+        <w:rPr>
+          <w:i/>
+          <w:iCs/>
+        </w:rPr>
+        <w:t xml:space="preserve">magnitude</w:t>
+      </w:r>
+      <w:r>
+        <w:t xml:space="preserve"> </w:t>
+      </w:r>
+      <w:r>
+        <w:t xml:space="preserve">question (§6.6). We flag this as a hypothesis about</w:t>
+      </w:r>
+      <w:r>
+        <w:t xml:space="preserve"> </w:t>
+      </w:r>
+      <w:r>
+        <w:t xml:space="preserve">magnitude only — the effect’s existence does not depend on it.</w:t>
+      </w:r>
+    </w:p>
+    <w:p>
+      <w:pPr>
+        <w:pStyle w:val="Compact"/>
+        <w:numPr>
+          <w:ilvl w:val="0"/>
+          <w:numId w:val="1010"/>
+        </w:numPr>
+      </w:pPr>
+      <w:r>
+        <w:rPr>
+          <w:b/>
+          <w:bCs/>
+        </w:rPr>
+        <w:t xml:space="preserve">Reconstructed untrimmed cells.</w:t>
+      </w:r>
+      <w:r>
+        <w:t xml:space="preserve"> </w:t>
+      </w:r>
+      <w:r>
+        <w:t xml:space="preserve">The untrimmed A5/A6/A7 are rebuilt by</w:t>
+      </w:r>
+      <w:r>
+        <w:t xml:space="preserve"> </w:t>
+      </w:r>
+      <w:r>
+        <w:t xml:space="preserve">reconstruction (Appendix A), not trained-from-scratch matched pairs. The</w:t>
+      </w:r>
+      <w:r>
+        <w:t xml:space="preserve"> </w:t>
+      </w:r>
+      <w:r>
+        <w:t xml:space="preserve">exact-prefix verification (§4.4) is the guarantee that only the post-marker</w:t>
+      </w:r>
+      <w:r>
+        <w:t xml:space="preserve"> </w:t>
+      </w:r>
+      <w:r>
+        <w:t xml:space="preserve">continuation differs; still, an independent from-scratch regeneration would be</w:t>
+      </w:r>
+      <w:r>
+        <w:t xml:space="preserve"> </w:t>
+      </w:r>
+      <w:r>
+        <w:t xml:space="preserve">stronger.</w:t>
+      </w:r>
+    </w:p>
+    <w:p>
+      <w:pPr>
+        <w:pStyle w:val="Compact"/>
+        <w:numPr>
+          <w:ilvl w:val="0"/>
+          <w:numId w:val="1010"/>
+        </w:numPr>
+      </w:pPr>
+      <w:r>
+        <w:rPr>
+          <w:b/>
+          <w:bCs/>
+        </w:rPr>
+        <w:t xml:space="preserve">Seed count.</w:t>
+      </w:r>
+      <w:r>
+        <w:t xml:space="preserve"> </w:t>
+      </w:r>
+      <w:r>
+        <w:t xml:space="preserve">The main eight-cell design is trained at a single seed (42),</w:t>
+      </w:r>
+      <w:r>
+        <w:t xml:space="preserve"> </w:t>
+      </w:r>
+      <w:r>
+        <w:t xml:space="preserve">with the primary A1 trim/untrim pair additionally replicated at seed 7 — two</w:t>
+      </w:r>
+      <w:r>
+        <w:t xml:space="preserve"> </w:t>
+      </w:r>
+      <w:r>
+        <w:t xml:space="preserve">seeds in total for the primary contrast. Two seeds do not fully characterize</w:t>
+      </w:r>
+      <w:r>
+        <w:t xml:space="preserve"> </w:t>
+      </w:r>
+      <w:r>
+        <w:t xml:space="preserve">training variance. We rely instead on effect</w:t>
+      </w:r>
+      <w:r>
+        <w:t xml:space="preserve"> </w:t>
+      </w:r>
+      <w:r>
+        <w:rPr>
+          <w:i/>
+          <w:iCs/>
+        </w:rPr>
+        <w:t xml:space="preserve">magnitude</w:t>
+      </w:r>
+      <w:r>
+        <w:t xml:space="preserve"> </w:t>
+      </w:r>
+      <w:r>
+        <w:t xml:space="preserve">(per-cell +0.44–0.58,</w:t>
+      </w:r>
+      <w:r>
+        <w:t xml:space="preserve"> </w:t>
+      </w:r>
+      <w:r>
+        <w:t xml:space="preserve">Fisher</w:t>
+      </w:r>
+      <w:r>
+        <w:t xml:space="preserve"> </w:t>
+      </w:r>
+      <w:r>
+        <w:rPr>
+          <w:i/>
+          <w:iCs/>
+        </w:rPr>
+        <w:t xml:space="preserve">p</w:t>
+      </w:r>
+      <w:r>
+        <w:t xml:space="preserve"> </w:t>
+      </w:r>
+      <w:r>
+        <w:t xml:space="preserve">&lt; 10⁻³², disjoint Wilson intervals) plus same-direction reproduction</w:t>
+      </w:r>
+      <w:r>
+        <w:t xml:space="preserve"> </w:t>
+      </w:r>
+      <w:r>
+        <w:t xml:space="preserve">at an independent seed and an off-family model to argue the result is not</w:t>
+      </w:r>
+      <w:r>
+        <w:t xml:space="preserve"> </w:t>
+      </w:r>
+      <w:r>
+        <w:t xml:space="preserve">seed-driven; a pre-registered $</w:t>
+      </w:r>
+      <w:r>
+        <w:t xml:space="preserve">$3-seed run at fixed checkpoints (seeds 7/42/123,</w:t>
+      </w:r>
+      <w:r>
+        <w:t xml:space="preserve"> </w:t>
+      </w:r>
+      <w:r>
+        <w:t xml:space="preserve">five if budget permits) remains the proper test and is specified in §6.6.</w:t>
+      </w:r>
+    </w:p>
+    <w:p>
+      <w:pPr>
+        <w:pStyle w:val="Compact"/>
+        <w:numPr>
+          <w:ilvl w:val="0"/>
+          <w:numId w:val="1010"/>
+        </w:numPr>
+      </w:pPr>
+      <w:r>
+        <w:rPr>
+          <w:b/>
+          <w:bCs/>
+        </w:rPr>
+        <w:t xml:space="preserve">Checkpoint selection for the seed-7 pair.</w:t>
+      </w:r>
+      <w:r>
+        <w:t xml:space="preserve"> </w:t>
+      </w:r>
+      <w:r>
+        <w:t xml:space="preserve">The seed-7 pair is reported at the</w:t>
+      </w:r>
+      <w:r>
+        <w:t xml:space="preserve"> </w:t>
+      </w:r>
+      <w:r>
+        <w:t xml:space="preserve">earliest shared checkpoint clearing the recall gate for</w:t>
+      </w:r>
+      <w:r>
+        <w:t xml:space="preserve"> </w:t>
+      </w:r>
+      <w:r>
+        <w:rPr>
+          <w:i/>
+          <w:iCs/>
+        </w:rPr>
+        <w:t xml:space="preserve">both</w:t>
+      </w:r>
+      <w:r>
+        <w:t xml:space="preserve"> </w:t>
+      </w:r>
+      <w:r>
+        <w:t xml:space="preserve">variants</w:t>
+      </w:r>
+      <w:r>
+        <w:t xml:space="preserve"> </w:t>
+      </w:r>
+      <w:r>
+        <w:t xml:space="preserve">(checkpoint-600, epoch 1.51), not the exact 1-epoch budget of the seed-42</w:t>
+      </w:r>
+      <w:r>
+        <w:t xml:space="preserve"> </w:t>
+      </w:r>
+      <w:r>
+        <w:t xml:space="preserve">primary, because at 1 epoch the seed-7 untrimmed model had not yet learned to</w:t>
+      </w:r>
+      <w:r>
+        <w:t xml:space="preserve"> </w:t>
+      </w:r>
+      <w:r>
+        <w:t xml:space="preserve">fire and a premature-firing contrast on a non-firing model is uninterpretable.</w:t>
+      </w:r>
+      <w:r>
+        <w:t xml:space="preserve"> </w:t>
+      </w:r>
+      <w:r>
+        <w:t xml:space="preserve">This is a principled, pre-specified gate (recall</w:t>
+      </w:r>
+      <w:r>
+        <w:t xml:space="preserve"> </w:t>
+      </w:r>
+      <m:oMath>
+        <m:r>
+          <m:rPr>
+            <m:sty m:val="p"/>
+          </m:rPr>
+          <m:t>≥</m:t>
+        </m:r>
+      </m:oMath>
+      <w:r>
+        <w:t xml:space="preserve"> </w:t>
+      </w:r>
+      <w:r>
+        <w:t xml:space="preserve">threshold for both variants),</w:t>
+      </w:r>
+      <w:r>
+        <w:t xml:space="preserve"> </w:t>
+      </w:r>
+      <w:r>
+        <w:t xml:space="preserve">not an outcome-maximizing search over checkpoints, but we flag it because it</w:t>
+      </w:r>
+      <w:r>
+        <w:t xml:space="preserve"> </w:t>
+      </w:r>
+      <w:r>
+        <w:t xml:space="preserve">could be read as checkpoint selection; the fixed-checkpoint multi-seed</w:t>
+      </w:r>
+      <w:r>
+        <w:t xml:space="preserve"> </w:t>
+      </w:r>
+      <w:r>
+        <w:t xml:space="preserve">protocol (§6.6) removes the ambiguity.</w:t>
+      </w:r>
+    </w:p>
+    <w:p>
+      <w:pPr>
+        <w:pStyle w:val="Compact"/>
+        <w:numPr>
+          <w:ilvl w:val="0"/>
+          <w:numId w:val="1010"/>
+        </w:numPr>
+      </w:pPr>
+      <w:r>
+        <w:rPr>
+          <w:b/>
+          <w:bCs/>
+        </w:rPr>
+        <w:t xml:space="preserve">Token-budget confound (bounded, not eliminated).</w:t>
+      </w:r>
+      <w:r>
+        <w:t xml:space="preserve"> </w:t>
+      </w:r>
+      <w:r>
+        <w:t xml:space="preserve">Trimming removes the</w:t>
+      </w:r>
+      <w:r>
+        <w:t xml:space="preserve"> </w:t>
+      </w:r>
+      <w:r>
+        <w:t xml:space="preserve">post-marker continuation, which also removes a small number of supervised tokens</w:t>
+      </w:r>
+      <w:r>
+        <w:t xml:space="preserve"> </w:t>
+      </w:r>
+      <w:r>
+        <w:t xml:space="preserve">(§4.5: mean $</w:t>
+      </w:r>
+      <w:r>
+        <w:t xml:space="preserve">$14 assistant tokens, exactly one turn, per persistent dialogue).</w:t>
+      </w:r>
+      <w:r>
+        <w:t xml:space="preserve"> </w:t>
+      </w:r>
+      <w:r>
+        <w:t xml:space="preserve">In principle the effect could ride on</w:t>
+      </w:r>
+      <w:r>
+        <w:t xml:space="preserve"> </w:t>
+      </w:r>
+      <w:r>
+        <w:t xml:space="preserve">“fewer supervised tokens”</w:t>
+      </w:r>
+      <w:r>
+        <w:t xml:space="preserve"> </w:t>
+      </w:r>
+      <w:r>
+        <w:t xml:space="preserve">rather than</w:t>
+      </w:r>
+      <w:r>
+        <w:t xml:space="preserve"> </w:t>
+      </w:r>
+      <w:r>
+        <w:t xml:space="preserve">“the</w:t>
+      </w:r>
+      <w:r>
+        <w:t xml:space="preserve"> </w:t>
+      </w:r>
+      <w:r>
+        <w:t xml:space="preserve">missing counterexamples”</w:t>
+      </w:r>
+      <w:r>
+        <w:t xml:space="preserve"> </w:t>
+      </w:r>
+      <w:r>
+        <w:t xml:space="preserve">specifically. Two facts bound this: the removed tokens</w:t>
+      </w:r>
+      <w:r>
+        <w:t xml:space="preserve"> </w:t>
+      </w:r>
+      <w:r>
+        <w:t xml:space="preserve">are $</w:t>
+      </w:r>
+      <w:r>
+        <w:t xml:space="preserve">$1% of the persistent-stream supervised tokens and a far smaller fraction of</w:t>
+      </w:r>
+      <w:r>
+        <w:t xml:space="preserve"> </w:t>
+      </w:r>
+      <w:r>
+        <w:t xml:space="preserve">the whole corpus, and the depth-adjusted count model (§5.2b) locates the effect</w:t>
+      </w:r>
+      <w:r>
+        <w:t xml:space="preserve"> </w:t>
+      </w:r>
+      <w:r>
+        <w:t xml:space="preserve">on the escalation feature rather than on generic sequence length. A definitive</w:t>
+      </w:r>
+      <w:r>
+        <w:t xml:space="preserve"> </w:t>
+      </w:r>
+      <w:r>
+        <w:t xml:space="preserve">separation is a</w:t>
+      </w:r>
+      <w:r>
+        <w:t xml:space="preserve"> </w:t>
+      </w:r>
+      <w:r>
+        <w:rPr>
+          <w:i/>
+          <w:iCs/>
+        </w:rPr>
+        <w:t xml:space="preserve">token-matched control</w:t>
+      </w:r>
+      <w:r>
+        <w:t xml:space="preserve"> </w:t>
+      </w:r>
+      <w:r>
+        <w:t xml:space="preserve">— adding the same number of extra</w:t>
+      </w:r>
+      <w:r>
+        <w:t xml:space="preserve"> </w:t>
+      </w:r>
+      <w:r>
+        <w:t xml:space="preserve">supervised tokens as benign continuation</w:t>
+      </w:r>
+      <w:r>
+        <w:t xml:space="preserve"> </w:t>
+      </w:r>
+      <w:r>
+        <w:rPr>
+          <w:i/>
+          <w:iCs/>
+        </w:rPr>
+        <w:t xml:space="preserve">without</w:t>
+      </w:r>
+      <w:r>
+        <w:t xml:space="preserve"> </w:t>
+      </w:r>
+      <w:r>
+        <w:t xml:space="preserve">the high-escalation/no-fire</w:t>
+      </w:r>
+      <w:r>
+        <w:t xml:space="preserve"> </w:t>
+      </w:r>
+      <w:r>
+        <w:t xml:space="preserve">structure — which we specify in §6.6.</w:t>
+      </w:r>
+    </w:p>
+    <w:p>
+      <w:pPr>
+        <w:pStyle w:val="Compact"/>
+        <w:numPr>
+          <w:ilvl w:val="0"/>
+          <w:numId w:val="1010"/>
+        </w:numPr>
+      </w:pPr>
+      <w:r>
+        <w:rPr>
+          <w:b/>
+          <w:bCs/>
+        </w:rPr>
+        <w:t xml:space="preserve">Single dataset / task — addressed by the off-family replication.</w:t>
+      </w:r>
+      <w:r>
+        <w:t xml:space="preserve"> </w:t>
+      </w:r>
+      <w:r>
+        <w:t xml:space="preserve">The trim principle is</w:t>
+      </w:r>
+      <w:r>
+        <w:t xml:space="preserve"> </w:t>
+      </w:r>
+      <w:r>
+        <w:t xml:space="preserve">demonstrated primarily on the tutoring persistence task; the §5.5 Llama</w:t>
+      </w:r>
+      <w:r>
+        <w:t xml:space="preserve"> </w:t>
+      </w:r>
+      <w:r>
+        <w:t xml:space="preserve">replication (a different domain and family) is what extends it beyond this</w:t>
+      </w:r>
+      <w:r>
+        <w:t xml:space="preserve"> </w:t>
+      </w:r>
+      <w:r>
+        <w:t xml:space="preserve">corpus, keeping the trigger semantic and recognition-gated because recognition</w:t>
+      </w:r>
+      <w:r>
+        <w:t xml:space="preserve"> </w:t>
+      </w:r>
+      <w:r>
+        <w:t xml:space="preserve">noise is the substrate the shortcut requires (§6.1).</w:t>
+      </w:r>
+    </w:p>
+    <w:p>
+      <w:pPr>
+        <w:pStyle w:val="Compact"/>
+        <w:numPr>
+          <w:ilvl w:val="0"/>
+          <w:numId w:val="1010"/>
+        </w:numPr>
+      </w:pPr>
+      <w:r>
+        <w:rPr>
+          <w:b/>
+          <w:bCs/>
+        </w:rPr>
+        <w:t xml:space="preserve">Synthetic data — a methodological necessity, not merely a convenience.</w:t>
+      </w:r>
+      <w:r>
+        <w:t xml:space="preserve"> </w:t>
+      </w:r>
+      <w:r>
+        <w:t xml:space="preserve">Both</w:t>
+      </w:r>
+      <w:r>
+        <w:t xml:space="preserve"> </w:t>
+      </w:r>
+      <w:r>
+        <w:t xml:space="preserve">datasets are synthetic. Our method is a</w:t>
+      </w:r>
+      <w:r>
+        <w:t xml:space="preserve"> </w:t>
+      </w:r>
+      <w:r>
+        <w:rPr>
+          <w:i/>
+          <w:iCs/>
+        </w:rPr>
+        <w:t xml:space="preserve">single-variable paired contrast</w:t>
+      </w:r>
+      <w:r>
+        <w:t xml:space="preserve"> </w:t>
+      </w:r>
+      <w:r>
+        <w:t xml:space="preserve">— a</w:t>
+      </w:r>
+      <w:r>
+        <w:t xml:space="preserve"> </w:t>
+      </w:r>
+      <w:r>
+        <w:t xml:space="preserve">trimmed and untrimmed corpus byte-identical except for the post-marker</w:t>
+      </w:r>
+      <w:r>
+        <w:t xml:space="preserve"> </w:t>
+      </w:r>
+      <w:r>
+        <w:t xml:space="preserve">continuation (exact prefix, §4.4) — and no pre-existing real dataset supplies</w:t>
+      </w:r>
+      <w:r>
+        <w:t xml:space="preserve"> </w:t>
+      </w:r>
+      <w:r>
+        <w:t xml:space="preserve">such a pair; constructing one requires regenerating real dialogues with and</w:t>
+      </w:r>
+      <w:r>
+        <w:t xml:space="preserve"> </w:t>
+      </w:r>
+      <w:r>
+        <w:t xml:space="preserve">without the continuation, at which point the controlled corpus is synthetic by</w:t>
+      </w:r>
+      <w:r>
+        <w:t xml:space="preserve"> </w:t>
+      </w:r>
+      <w:r>
+        <w:t xml:space="preserve">construction. Real corpora also lack the labelled sub-threshold probes that make</w:t>
+      </w:r>
+      <w:r>
+        <w:t xml:space="preserve"> </w:t>
+      </w:r>
+      <w:r>
+        <w:t xml:space="preserve">premature firing measurable. Synthetic control is thus what lets us attribute the</w:t>
+      </w:r>
+      <w:r>
+        <w:t xml:space="preserve"> </w:t>
+      </w:r>
+      <w:r>
+        <w:t xml:space="preserve">effect to the trim alone; a naturalistic study (auditing an existing tool-calling</w:t>
+      </w:r>
+      <w:r>
+        <w:t xml:space="preserve"> </w:t>
+      </w:r>
+      <w:r>
+        <w:t xml:space="preserve">corpus for trim-correlated premature calls) remains valuable future work.</w:t>
       </w:r>
     </w:p>
     <w:bookmarkEnd w:id="58"/>
-    <w:bookmarkStart w:id="59" w:name="the-count-annotated-marker-design-b"/>
+    <w:bookmarkStart w:id="59" w:name="future-work"/>
     <w:p>
       <w:pPr>
         <w:pStyle w:val="Heading2"/>
       </w:pPr>
       <w:r>
-        <w:t xml:space="preserve">6.5 The count-annotated marker (Design B)</w:t>
+        <w:t xml:space="preserve">6.6 Future work</w:t>
       </w:r>
     </w:p>
     <w:p>
@@ -17225,7 +17550,50 @@
         <w:pStyle w:val="FirstParagraph"/>
       </w:pPr>
       <w:r>
-        <w:t xml:space="preserve">Trim breaks a</w:t>
+        <w:t xml:space="preserve">The most informative next experiments, in priority order (the first three most</w:t>
+      </w:r>
+      <w:r>
+        <w:t xml:space="preserve"> </w:t>
+      </w:r>
+      <w:r>
+        <w:t xml:space="preserve">directly strengthen the causal claim and are the ones we would run</w:t>
+      </w:r>
+      <w:r>
+        <w:t xml:space="preserve"> </w:t>
+      </w:r>
+      <w:r>
+        <w:t xml:space="preserve">before any broadening of scope):</w:t>
+      </w:r>
+    </w:p>
+    <w:p>
+      <w:pPr>
+        <w:pStyle w:val="Compact"/>
+        <w:numPr>
+          <w:ilvl w:val="0"/>
+          <w:numId w:val="1011"/>
+        </w:numPr>
+      </w:pPr>
+      <w:r>
+        <w:rPr>
+          <w:b/>
+          <w:bCs/>
+        </w:rPr>
+        <w:t xml:space="preserve">Multi-seed at fixed checkpoints.</w:t>
+      </w:r>
+      <w:r>
+        <w:t xml:space="preserve"> </w:t>
+      </w:r>
+      <w:r>
+        <w:t xml:space="preserve">Train the primary A1 trim/untrim pair at</w:t>
+      </w:r>
+      <w:r>
+        <w:t xml:space="preserve"> </w:t>
+      </w:r>
+      <w:r>
+        <w:t xml:space="preserve">$</w:t>
+      </w:r>
+      <w:r>
+        <w:t xml:space="preserve">$3 pre-registered seeds (7, 42, 123; five if budget permits), evaluate all at</w:t>
       </w:r>
       <w:r>
         <w:t xml:space="preserve"> </w:t>
@@ -17235,49 +17603,395 @@
           <w:i/>
           <w:iCs/>
         </w:rPr>
-        <w:t xml:space="preserve">latent</w:t>
-      </w:r>
-      <w:r>
-        <w:t xml:space="preserve"> </w:t>
-      </w:r>
-      <w:r>
-        <w:t xml:space="preserve">counter; the direct remedy is to stop keeping it latent.</w:t>
-      </w:r>
-      <w:r>
-        <w:t xml:space="preserve"> </w:t>
-      </w:r>
-      <w:r>
-        <w:t xml:space="preserve">Design B tags every strike with its running count, converting the count from an</w:t>
-      </w:r>
-      <w:r>
-        <w:t xml:space="preserve"> </w:t>
-      </w:r>
-      <w:r>
-        <w:t xml:space="preserve">unsupervised intermediate variable into a supervised output target. To fire</w:t>
-      </w:r>
-      <w:r>
-        <w:t xml:space="preserve"> </w:t>
-      </w:r>
-      <w:r>
-        <w:t xml:space="preserve">prematurely the model would now have to emit a wrong number (strike=2 where it</w:t>
-      </w:r>
-      <w:r>
-        <w:t xml:space="preserve"> </w:t>
-      </w:r>
-      <w:r>
-        <w:t xml:space="preserve">should say strike=3), which the loss penalizes — so the count annotation should</w:t>
-      </w:r>
-      <w:r>
-        <w:t xml:space="preserve"> </w:t>
-      </w:r>
-      <w:r>
-        <w:t xml:space="preserve">make firing contingent on the actual tally and, in particular, trim-robust</w:t>
-      </w:r>
-      <w:r>
-        <w:t xml:space="preserve"> </w:t>
-      </w:r>
-      <w:r>
-        <w:t xml:space="preserve">(H3, §5.5). This is chain-of-thought/process-supervision</w:t>
+        <w:t xml:space="preserve">identical</w:t>
+      </w:r>
+      <w:r>
+        <w:t xml:space="preserve"> </w:t>
+      </w:r>
+      <w:r>
+        <w:t xml:space="preserve">fixed checkpoints, and report mean</w:t>
+      </w:r>
+      <w:r>
+        <w:t xml:space="preserve"> </w:t>
+      </w:r>
+      <m:oMath>
+        <m:r>
+          <m:rPr>
+            <m:sty m:val="p"/>
+          </m:rPr>
+          <m:t>±</m:t>
+        </m:r>
+      </m:oMath>
+      <w:r>
+        <w:t xml:space="preserve"> </w:t>
+      </w:r>
+      <w:r>
+        <w:t xml:space="preserve">SD with learning curves for</w:t>
+      </w:r>
+      <w:r>
+        <w:t xml:space="preserve"> </w:t>
+      </w:r>
+      <w:r>
+        <w:t xml:space="preserve">both recall and premature firing. This replaces the current two-seed result and</w:t>
+      </w:r>
+      <w:r>
+        <w:t xml:space="preserve"> </w:t>
+      </w:r>
+      <w:r>
+        <w:t xml:space="preserve">removes the checkpoint-selection ambiguity (§6.5).</w:t>
+      </w:r>
+    </w:p>
+    <w:p>
+      <w:pPr>
+        <w:pStyle w:val="Compact"/>
+        <w:numPr>
+          <w:ilvl w:val="0"/>
+          <w:numId w:val="1011"/>
+        </w:numPr>
+      </w:pPr>
+      <w:r>
+        <w:rPr>
+          <w:b/>
+          <w:bCs/>
+        </w:rPr>
+        <w:t xml:space="preserve">Counterexample dose-response and token-matched control.</w:t>
+      </w:r>
+      <w:r>
+        <w:t xml:space="preserve"> </w:t>
+      </w:r>
+      <w:r>
+        <w:t xml:space="preserve">Vary the</w:t>
+      </w:r>
+      <w:r>
+        <w:t xml:space="preserve"> </w:t>
+      </w:r>
+      <w:r>
+        <w:rPr>
+          <w:i/>
+          <w:iCs/>
+        </w:rPr>
+        <w:t xml:space="preserve">retained</w:t>
+      </w:r>
+      <w:r>
+        <w:t xml:space="preserve"> </w:t>
+      </w:r>
+      <w:r>
+        <w:t xml:space="preserve">post-marker continuation across C0/C25/C50/C75/C100 (0/25/50/75/100% of the</w:t>
+      </w:r>
+      <w:r>
+        <w:t xml:space="preserve"> </w:t>
+      </w:r>
+      <w:r>
+        <w:t xml:space="preserve">tail kept) and plot premature firing against retained counterexample supply, to</w:t>
+      </w:r>
+      <w:r>
+        <w:t xml:space="preserve"> </w:t>
+      </w:r>
+      <w:r>
+        <w:t xml:space="preserve">show the effect is continuous in counterexample dose rather than a binary</w:t>
+      </w:r>
+      <w:r>
+        <w:t xml:space="preserve"> </w:t>
+      </w:r>
+      <w:r>
+        <w:t xml:space="preserve">switch. In addition, a</w:t>
+      </w:r>
+      <w:r>
+        <w:t xml:space="preserve"> </w:t>
+      </w:r>
+      <w:r>
+        <w:rPr>
+          <w:i/>
+          <w:iCs/>
+        </w:rPr>
+        <w:t xml:space="preserve">token-matched</w:t>
+      </w:r>
+      <w:r>
+        <w:t xml:space="preserve"> </w:t>
+      </w:r>
+      <w:r>
+        <w:t xml:space="preserve">control adds the same number of extra</w:t>
+      </w:r>
+      <w:r>
+        <w:t xml:space="preserve"> </w:t>
+      </w:r>
+      <w:r>
+        <w:t xml:space="preserve">supervised tokens as C100 but as benign continuation</w:t>
+      </w:r>
+      <w:r>
+        <w:t xml:space="preserve"> </w:t>
+      </w:r>
+      <w:r>
+        <w:rPr>
+          <w:i/>
+          <w:iCs/>
+        </w:rPr>
+        <w:t xml:space="preserve">without</w:t>
+      </w:r>
+      <w:r>
+        <w:t xml:space="preserve"> </w:t>
+      </w:r>
+      <w:r>
+        <w:t xml:space="preserve">the</w:t>
+      </w:r>
+      <w:r>
+        <w:t xml:space="preserve"> </w:t>
+      </w:r>
+      <w:r>
+        <w:t xml:space="preserve">high-escalation/no-fire structure; if only the genuine counterexample-bearing</w:t>
+      </w:r>
+      <w:r>
+        <w:t xml:space="preserve"> </w:t>
+      </w:r>
+      <w:r>
+        <w:t xml:space="preserve">tail reduces premature firing, the mechanism (§6.1) is established rather than</w:t>
+      </w:r>
+      <w:r>
+        <w:t xml:space="preserve"> </w:t>
+      </w:r>
+      <w:r>
+        <w:t xml:space="preserve">merely evidence-consistent, and the token-budget confound (§6.5) is closed.</w:t>
+      </w:r>
+    </w:p>
+    <w:p>
+      <w:pPr>
+        <w:pStyle w:val="Compact"/>
+        <w:numPr>
+          <w:ilvl w:val="0"/>
+          <w:numId w:val="1011"/>
+        </w:numPr>
+      </w:pPr>
+      <w:r>
+        <w:rPr>
+          <w:b/>
+          <w:bCs/>
+        </w:rPr>
+        <w:t xml:space="preserve">Orthogonal depth</w:t>
+      </w:r>
+      <w:r>
+        <w:rPr>
+          <w:b/>
+          <w:bCs/>
+        </w:rPr>
+        <w:t xml:space="preserve"> </w:t>
+      </w:r>
+      <m:oMath>
+        <m:r>
+          <m:rPr>
+            <m:sty m:val="p"/>
+          </m:rPr>
+          <m:t>×</m:t>
+        </m:r>
+      </m:oMath>
+      <w:r>
+        <w:rPr>
+          <w:b/>
+          <w:bCs/>
+        </w:rPr>
+        <w:t xml:space="preserve"> </w:t>
+      </w:r>
+      <w:r>
+        <w:rPr>
+          <w:b/>
+          <w:bCs/>
+        </w:rPr>
+        <w:t xml:space="preserve">strike-count probe.</w:t>
+      </w:r>
+      <w:r>
+        <w:t xml:space="preserve"> </w:t>
+      </w:r>
+      <w:r>
+        <w:t xml:space="preserve">Build a balanced grid that</w:t>
+      </w:r>
+      <w:r>
+        <w:t xml:space="preserve"> </w:t>
+      </w:r>
+      <w:r>
+        <w:t xml:space="preserve">independently varies turn depth (e.g. 5/7/9/11) and strike count (1/2) at fixed</w:t>
+      </w:r>
+      <w:r>
+        <w:t xml:space="preserve"> </w:t>
+      </w:r>
+      <w:r>
+        <w:t xml:space="preserve">semantic axis, with matched cell sizes, and estimate P(fire) = f(count, depth,</w:t>
+      </w:r>
+      <w:r>
+        <w:t xml:space="preserve"> </w:t>
+      </w:r>
+      <w:r>
+        <w:t xml:space="preserve">trim). §5.2b already shows count survives depth on the</w:t>
+      </w:r>
+      <w:r>
+        <w:t xml:space="preserve"> </w:t>
+      </w:r>
+      <w:r>
+        <w:rPr>
+          <w:i/>
+          <w:iCs/>
+        </w:rPr>
+        <w:t xml:space="preserve">existing</w:t>
+      </w:r>
+      <w:r>
+        <w:t xml:space="preserve"> </w:t>
+      </w:r>
+      <w:r>
+        <w:t xml:space="preserve">(unbalanced)</w:t>
+      </w:r>
+      <w:r>
+        <w:t xml:space="preserve"> </w:t>
+      </w:r>
+      <w:r>
+        <w:t xml:space="preserve">probe; a purpose-built balanced grid would settle the depth-vs-count question</w:t>
+      </w:r>
+      <w:r>
+        <w:t xml:space="preserve"> </w:t>
+      </w:r>
+      <w:r>
+        <w:t xml:space="preserve">directly.</w:t>
+      </w:r>
+    </w:p>
+    <w:p>
+      <w:pPr>
+        <w:pStyle w:val="Compact"/>
+        <w:numPr>
+          <w:ilvl w:val="0"/>
+          <w:numId w:val="1011"/>
+        </w:numPr>
+      </w:pPr>
+      <w:r>
+        <w:rPr>
+          <w:b/>
+          <w:bCs/>
+        </w:rPr>
+        <w:t xml:space="preserve">Cross-family magnitude</w:t>
+      </w:r>
+      <w:r>
+        <w:t xml:space="preserve"> </w:t>
+      </w:r>
+      <w:r>
+        <w:t xml:space="preserve">— re-run the A1 contrast on a small full-attention</w:t>
+      </w:r>
+      <w:r>
+        <w:t xml:space="preserve"> </w:t>
+      </w:r>
+      <w:r>
+        <w:t xml:space="preserve">non-Qwen base (Llama-3.2-1B / SmolLM2-360M) to test whether the +0.5 magnitude</w:t>
+      </w:r>
+      <w:r>
+        <w:t xml:space="preserve"> </w:t>
+      </w:r>
+      <w:r>
+        <w:t xml:space="preserve">is specific to Qwen3.5’s hybrid (mostly linear) attention; direction is already</w:t>
+      </w:r>
+      <w:r>
+        <w:t xml:space="preserve"> </w:t>
+      </w:r>
+      <w:r>
+        <w:t xml:space="preserve">family-independent via the off-family replication (§5.5).</w:t>
+      </w:r>
+    </w:p>
+    <w:p>
+      <w:pPr>
+        <w:pStyle w:val="Compact"/>
+        <w:numPr>
+          <w:ilvl w:val="0"/>
+          <w:numId w:val="1011"/>
+        </w:numPr>
+      </w:pPr>
+      <w:r>
+        <w:rPr>
+          <w:b/>
+          <w:bCs/>
+        </w:rPr>
+        <w:t xml:space="preserve">Scale</w:t>
+      </w:r>
+      <w:r>
+        <w:t xml:space="preserve"> </w:t>
+      </w:r>
+      <w:r>
+        <w:t xml:space="preserve">— repeat the contrast at 4B (and larger) to test whether the effect</w:t>
+      </w:r>
+      <w:r>
+        <w:t xml:space="preserve"> </w:t>
+      </w:r>
+      <w:r>
+        <w:t xml:space="preserve">size is scale-dependent; the present study fixes scale and does not claim scale</w:t>
+      </w:r>
+      <w:r>
+        <w:t xml:space="preserve"> </w:t>
+      </w:r>
+      <w:r>
+        <w:t xml:space="preserve">independence.</w:t>
+      </w:r>
+    </w:p>
+    <w:p>
+      <w:pPr>
+        <w:pStyle w:val="Compact"/>
+        <w:numPr>
+          <w:ilvl w:val="0"/>
+          <w:numId w:val="1011"/>
+        </w:numPr>
+      </w:pPr>
+      <w:r>
+        <w:rPr>
+          <w:b/>
+          <w:bCs/>
+        </w:rPr>
+        <w:t xml:space="preserve">Count-annotated marker as a remedy.</w:t>
+      </w:r>
+      <w:r>
+        <w:t xml:space="preserve"> </w:t>
+      </w:r>
+      <w:r>
+        <w:t xml:space="preserve">A natural fix for the trim artifact is</w:t>
+      </w:r>
+      <w:r>
+        <w:t xml:space="preserve"> </w:t>
+      </w:r>
+      <w:r>
+        <w:t xml:space="preserve">to stop keeping the strike counter latent: tag every strike with its running</w:t>
+      </w:r>
+      <w:r>
+        <w:t xml:space="preserve"> </w:t>
+      </w:r>
+      <w:r>
+        <w:t xml:space="preserve">count (</w:t>
+      </w:r>
+      <w:r>
+        <w:rPr>
+          <w:rStyle w:val="VerbatimChar"/>
+        </w:rPr>
+        <w:t xml:space="preserve">[STRIKE=2: axis]</w:t>
+      </w:r>
+      <w:r>
+        <w:t xml:space="preserve"> </w:t>
+      </w:r>
+      <w:r>
+        <w:t xml:space="preserve">…</w:t>
+      </w:r>
+      <w:r>
+        <w:t xml:space="preserve"> </w:t>
+      </w:r>
+      <w:r>
+        <w:rPr>
+          <w:rStyle w:val="VerbatimChar"/>
+        </w:rPr>
+        <w:t xml:space="preserve">[SESSION_END: STRIKE=3: axis]</w:t>
+      </w:r>
+      <w:r>
+        <w:t xml:space="preserve">), so premature firing</w:t>
+      </w:r>
+      <w:r>
+        <w:t xml:space="preserve"> </w:t>
+      </w:r>
+      <w:r>
+        <w:t xml:space="preserve">would require emitting a wrong count that the loss penalizes — process</w:t>
+      </w:r>
+      <w:r>
+        <w:t xml:space="preserve"> </w:t>
+      </w:r>
+      <w:r>
+        <w:t xml:space="preserve">supervision</w:t>
       </w:r>
       <w:r>
         <w:t xml:space="preserve"> </w:t>
@@ -17328,62 +18042,42 @@
         <w:t xml:space="preserve"> </w:t>
       </w:r>
       <w:r>
-        <w:t xml:space="preserve">compressed to a single</w:t>
-      </w:r>
-      <w:r>
-        <w:t xml:space="preserve"> </w:t>
-      </w:r>
-      <w:r>
-        <w:t xml:space="preserve">tag: no separate reasoning trace, negligible inference cost, and (unlike native</w:t>
-      </w:r>
-      <w:r>
-        <w:t xml:space="preserve"> </w:t>
-      </w:r>
-      <w:r>
-        <w:t xml:space="preserve">CoT) no delivery-at-budget failure mode. The trade-off is a changed deployment</w:t>
-      </w:r>
-      <w:r>
-        <w:t xml:space="preserve"> </w:t>
-      </w:r>
-      <w:r>
-        <w:t xml:space="preserve">contract — the dispatcher now sees</w:t>
-      </w:r>
-      <w:r>
-        <w:t xml:space="preserve"> </w:t>
-      </w:r>
-      <w:r>
-        <w:rPr>
-          <w:rStyle w:val="VerbatimChar"/>
-        </w:rPr>
-        <w:t xml:space="preserve">[STRIKE: axis, N]</w:t>
-      </w:r>
-      <w:r>
-        <w:t xml:space="preserve"> </w:t>
-      </w:r>
-      <w:r>
-        <w:t xml:space="preserve">on non-terminal turns —</w:t>
-      </w:r>
-      <w:r>
-        <w:t xml:space="preserve"> </w:t>
-      </w:r>
-      <w:r>
-        <w:t xml:space="preserve">which we consider acceptable because those tags are independently useful</w:t>
-      </w:r>
-      <w:r>
-        <w:t xml:space="preserve"> </w:t>
-      </w:r>
-      <w:r>
-        <w:t xml:space="preserve">(per-turn abuse telemetry).</w:t>
+        <w:t xml:space="preserve">compressed to</w:t>
+      </w:r>
+      <w:r>
+        <w:t xml:space="preserve"> </w:t>
+      </w:r>
+      <w:r>
+        <w:t xml:space="preserve">a single tag, at negligible inference cost. An exploratory run at 0.8B under-fired</w:t>
+      </w:r>
+      <w:r>
+        <w:t xml:space="preserve"> </w:t>
+      </w:r>
+      <w:r>
+        <w:t xml:space="preserve">the terminal marker (positive-probe recall below the gate), so we leave a</w:t>
+      </w:r>
+      <w:r>
+        <w:t xml:space="preserve"> </w:t>
+      </w:r>
+      <w:r>
+        <w:t xml:space="preserve">recall-cleared evaluation — with a larger context window and a count marker that</w:t>
+      </w:r>
+      <w:r>
+        <w:t xml:space="preserve"> </w:t>
+      </w:r>
+      <w:r>
+        <w:t xml:space="preserve">drops the axis label to isolate the count — to future work.</w:t>
       </w:r>
     </w:p>
     <w:bookmarkEnd w:id="59"/>
-    <w:bookmarkStart w:id="60" w:name="threats-to-validity"/>
+    <w:bookmarkEnd w:id="60"/>
+    <w:bookmarkStart w:id="61" w:name="conclusion"/>
     <w:p>
       <w:pPr>
-        <w:pStyle w:val="Heading2"/>
-      </w:pPr>
-      <w:r>
-        <w:t xml:space="preserve">6.6 Threats to validity</w:t>
+        <w:pStyle w:val="Heading1"/>
+      </w:pPr>
+      <w:r>
+        <w:t xml:space="preserve">7. Conclusion</w:t>
       </w:r>
     </w:p>
     <w:p>
@@ -17391,207 +18085,67 @@
         <w:pStyle w:val="FirstParagraph"/>
       </w:pPr>
       <w:r>
+        <w:t xml:space="preserve">We studied how the</w:t>
+      </w:r>
+      <w:r>
+        <w:t xml:space="preserve"> </w:t>
+      </w:r>
+      <w:r>
+        <w:rPr>
+          <w:i/>
+          <w:iCs/>
+        </w:rPr>
+        <w:t xml:space="preserve">shape</w:t>
+      </w:r>
+      <w:r>
+        <w:t xml:space="preserve"> </w:t>
+      </w:r>
+      <w:r>
+        <w:t xml:space="preserve">of SFT data governs a fine-tuned LM’s emission of a</w:t>
+      </w:r>
+      <w:r>
+        <w:t xml:space="preserve"> </w:t>
+      </w:r>
+      <w:r>
+        <w:t xml:space="preserve">rare, machine-consumed control marker, using a four-axis session-ending sentinel</w:t>
+      </w:r>
+      <w:r>
+        <w:t xml:space="preserve"> </w:t>
+      </w:r>
+      <w:r>
+        <w:t xml:space="preserve">as a controlled testbed.</w:t>
+      </w:r>
+    </w:p>
+    <w:p>
+      <w:pPr>
+        <w:pStyle w:val="BodyText"/>
+      </w:pPr>
+      <w:r>
+        <w:t xml:space="preserve">Our primary result is counter-intuitive and robust:</w:t>
+      </w:r>
+      <w:r>
+        <w:t xml:space="preserve"> </w:t>
+      </w:r>
+      <w:r>
         <w:rPr>
           <w:b/>
           <w:bCs/>
         </w:rPr>
-        <w:t xml:space="preserve">Scope of the claims.</w:t>
-      </w:r>
-      <w:r>
-        <w:t xml:space="preserve"> </w:t>
-      </w:r>
-      <w:r>
-        <w:t xml:space="preserve">We claim, and support with a controlled paired</w:t>
-      </w:r>
-      <w:r>
-        <w:t xml:space="preserve"> </w:t>
-      </w:r>
-      <w:r>
-        <w:t xml:space="preserve">experiment, a specific effect: for a rare marker whose trigger is a</w:t>
-      </w:r>
-      <w:r>
-        <w:t xml:space="preserve"> </w:t>
-      </w:r>
-      <w:r>
-        <w:rPr>
-          <w:i/>
-          <w:iCs/>
-        </w:rPr>
-        <w:t xml:space="preserve">noisy,</w:t>
-      </w:r>
-      <w:r>
-        <w:rPr>
-          <w:i/>
-          <w:iCs/>
-        </w:rPr>
-        <w:t xml:space="preserve"> </w:t>
-      </w:r>
-      <w:r>
-        <w:rPr>
-          <w:i/>
-          <w:iCs/>
-        </w:rPr>
-        <w:t xml:space="preserve">recognition-gated</w:t>
-      </w:r>
-      <w:r>
-        <w:t xml:space="preserve"> </w:t>
-      </w:r>
-      <w:r>
-        <w:t xml:space="preserve">count, trimming training sequences to end at the marker</w:t>
-      </w:r>
-      <w:r>
-        <w:t xml:space="preserve"> </w:t>
-      </w:r>
-      <w:r>
-        <w:t xml:space="preserve">inflates premature firing. Because the trimmed and untrimmed corpora are</w:t>
-      </w:r>
-      <w:r>
-        <w:t xml:space="preserve"> </w:t>
-      </w:r>
-      <w:r>
-        <w:t xml:space="preserve">byte-identical except for the post-marker continuation (§4.4, and the exact</w:t>
-      </w:r>
-      <w:r>
-        <w:t xml:space="preserve"> </w:t>
-      </w:r>
-      <w:r>
-        <w:t xml:space="preserve">removed-tail accounting of §4.5), the trim</w:t>
-      </w:r>
-      <w:r>
-        <w:t xml:space="preserve"> </w:t>
-      </w:r>
-      <w:r>
-        <w:rPr>
-          <w:i/>
-          <w:iCs/>
-        </w:rPr>
-        <w:t xml:space="preserve">manipulation</w:t>
-      </w:r>
-      <w:r>
-        <w:t xml:space="preserve"> </w:t>
-      </w:r>
-      <w:r>
-        <w:t xml:space="preserve">is a clean causal</w:t>
-      </w:r>
-      <w:r>
-        <w:t xml:space="preserve"> </w:t>
-      </w:r>
-      <w:r>
-        <w:t xml:space="preserve">intervention. The</w:t>
-      </w:r>
-      <w:r>
-        <w:t xml:space="preserve"> </w:t>
-      </w:r>
-      <w:r>
-        <w:rPr>
-          <w:i/>
-          <w:iCs/>
-        </w:rPr>
-        <w:t xml:space="preserve">explanation</w:t>
-      </w:r>
-      <w:r>
-        <w:t xml:space="preserve"> </w:t>
-      </w:r>
-      <w:r>
-        <w:t xml:space="preserve">we offer for it — deletion of the sub-threshold</w:t>
-      </w:r>
-      <w:r>
-        <w:t xml:space="preserve"> </w:t>
-      </w:r>
-      <w:r>
-        <w:t xml:space="preserve">counterexamples inducing threshold-laxity (§6.1) — is the account most consistent</w:t>
-      </w:r>
-      <w:r>
-        <w:t xml:space="preserve"> </w:t>
-      </w:r>
-      <w:r>
-        <w:t xml:space="preserve">with the evidence (including the logit-level signature and the depth-adjusted</w:t>
-      </w:r>
-      <w:r>
-        <w:t xml:space="preserve"> </w:t>
-      </w:r>
-      <w:r>
-        <w:t xml:space="preserve">strike-count model), not a proven mechanism to the exclusion of all contextual</w:t>
-      </w:r>
-      <w:r>
-        <w:t xml:space="preserve"> </w:t>
-      </w:r>
-      <w:r>
-        <w:t xml:space="preserve">alternatives. We do</w:t>
-      </w:r>
-      <w:r>
-        <w:t xml:space="preserve"> </w:t>
-      </w:r>
-      <w:r>
-        <w:rPr>
-          <w:i/>
-          <w:iCs/>
-        </w:rPr>
-        <w:t xml:space="preserve">not</w:t>
-      </w:r>
-      <w:r>
-        <w:t xml:space="preserve"> </w:t>
-      </w:r>
-      <w:r>
-        <w:t xml:space="preserve">claim this is a universal property of all control</w:t>
-      </w:r>
-      <w:r>
-        <w:t xml:space="preserve"> </w:t>
-      </w:r>
-      <w:r>
-        <w:t xml:space="preserve">tokens, all curation pipelines, or all model scales. In particular the effect is</w:t>
-      </w:r>
-      <w:r>
-        <w:t xml:space="preserve"> </w:t>
-      </w:r>
-      <w:r>
-        <w:t xml:space="preserve">demonstrated at 0.8B (Qwen3.5) plus an off-family 1B base (Llama-3.2-1B-Base, §5.5b), on count/threshold</w:t>
-      </w:r>
-      <w:r>
-        <w:t xml:space="preserve"> </w:t>
-      </w:r>
-      <w:r>
-        <w:t xml:space="preserve">triggers, and with SFT; extrapolation to much larger models, to exactly-computable</w:t>
-      </w:r>
-      <w:r>
-        <w:t xml:space="preserve"> </w:t>
-      </w:r>
-      <w:r>
-        <w:t xml:space="preserve">triggers (§6.3), or to RL/preference post-training is conjecture. The remaining</w:t>
-      </w:r>
-      <w:r>
-        <w:t xml:space="preserve"> </w:t>
-      </w:r>
-      <w:r>
-        <w:t xml:space="preserve">bullets enumerate the specific axes along which our evidence is thin.</w:t>
-      </w:r>
-    </w:p>
-    <w:p>
-      <w:pPr>
-        <w:pStyle w:val="Compact"/>
-        <w:numPr>
-          <w:ilvl w:val="0"/>
-          <w:numId w:val="1010"/>
-        </w:numPr>
-      </w:pPr>
+        <w:t xml:space="preserve">trimming training</w:t>
+      </w:r>
       <w:r>
         <w:rPr>
           <w:b/>
           <w:bCs/>
         </w:rPr>
-        <w:t xml:space="preserve">Single family for the main 2$</w:t>
-      </w:r>
-      <m:oMath>
-        <m:r>
-          <m:t>2</m:t>
-        </m:r>
-      </m:oMath>
+        <w:t xml:space="preserve"> </w:t>
+      </w:r>
       <w:r>
         <w:rPr>
           <w:b/>
           <w:bCs/>
         </w:rPr>
-        <w:t xml:space="preserve">$2 — a</w:t>
+        <w:t xml:space="preserve">sequences to end at the marker — a curation step one might expect to sharpen</w:t>
       </w:r>
       <w:r>
         <w:rPr>
@@ -17604,903 +18158,22 @@
         <w:rPr>
           <w:b/>
           <w:bCs/>
-          <w:i/>
-          <w:iCs/>
-        </w:rPr>
-        <w:t xml:space="preserve">secondary</w:t>
-      </w:r>
-      <w:r>
-        <w:rPr>
-          <w:b/>
-          <w:bCs/>
-        </w:rPr>
-        <w:t xml:space="preserve"> </w:t>
-      </w:r>
-      <w:r>
-        <w:rPr>
-          <w:b/>
-          <w:bCs/>
-        </w:rPr>
-        <w:t xml:space="preserve">threat here.</w:t>
-      </w:r>
-      <w:r>
-        <w:t xml:space="preserve"> </w:t>
-      </w:r>
-      <w:r>
-        <w:t xml:space="preserve">All eight</w:t>
-      </w:r>
-      <w:r>
-        <w:t xml:space="preserve"> </w:t>
-      </w:r>
-      <w:r>
-        <w:t xml:space="preserve">cells use Qwen3.5 0.8B, but our claims are about the</w:t>
-      </w:r>
-      <w:r>
-        <w:t xml:space="preserve"> </w:t>
-      </w:r>
-      <w:r>
-        <w:rPr>
-          <w:i/>
-          <w:iCs/>
-        </w:rPr>
-        <w:t xml:space="preserve">training signal</w:t>
-      </w:r>
-      <w:r>
-        <w:t xml:space="preserve"> </w:t>
-      </w:r>
-      <w:r>
-        <w:t xml:space="preserve">(which</w:t>
-      </w:r>
-      <w:r>
-        <w:t xml:space="preserve"> </w:t>
-      </w:r>
-      <w:r>
-        <w:t xml:space="preserve">counterexamples trimming deletes), not a specific model’s capability, and the</w:t>
-      </w:r>
-      <w:r>
-        <w:t xml:space="preserve"> </w:t>
-      </w:r>
-      <w:r>
-        <w:t xml:space="preserve">off-family, off-domain Llama-3.2-1B-Base replication (§5.5b) already shows the</w:t>
-      </w:r>
-      <w:r>
-        <w:t xml:space="preserve"> </w:t>
-      </w:r>
-      <w:r>
-        <w:t xml:space="preserve">effect’s</w:t>
-      </w:r>
-      <w:r>
-        <w:t xml:space="preserve"> </w:t>
-      </w:r>
-      <w:r>
-        <w:rPr>
-          <w:i/>
-          <w:iCs/>
-        </w:rPr>
-        <w:t xml:space="preserve">existence</w:t>
-      </w:r>
-      <w:r>
-        <w:t xml:space="preserve"> </w:t>
-      </w:r>
-      <w:r>
-        <w:t xml:space="preserve">is family- and domain-independent. What it does not settle</w:t>
-      </w:r>
-      <w:r>
-        <w:t xml:space="preserve"> </w:t>
-      </w:r>
-      <w:r>
-        <w:t xml:space="preserve">is</w:t>
-      </w:r>
-      <w:r>
-        <w:t xml:space="preserve"> </w:t>
-      </w:r>
-      <w:r>
-        <w:rPr>
-          <w:i/>
-          <w:iCs/>
-        </w:rPr>
-        <w:t xml:space="preserve">magnitude</w:t>
-      </w:r>
-      <w:r>
-        <w:t xml:space="preserve">: Qwen3.5’s linear-attention state could plausibly amplify trim</w:t>
-      </w:r>
-      <w:r>
-        <w:t xml:space="preserve"> </w:t>
-      </w:r>
-      <w:r>
-        <w:t xml:space="preserve">sensitivity relative to a full-attention model, so a matched A1 trim/untrim</w:t>
-      </w:r>
-      <w:r>
-        <w:t xml:space="preserve"> </w:t>
-      </w:r>
-      <w:r>
-        <w:t xml:space="preserve">contrast on a small full-attention non-Qwen base is the open cross-family</w:t>
-      </w:r>
-      <w:r>
-        <w:t xml:space="preserve"> </w:t>
-      </w:r>
-      <w:r>
-        <w:rPr>
-          <w:i/>
-          <w:iCs/>
-        </w:rPr>
-        <w:t xml:space="preserve">magnitude</w:t>
-      </w:r>
-      <w:r>
-        <w:t xml:space="preserve"> </w:t>
-      </w:r>
-      <w:r>
-        <w:t xml:space="preserve">question (§6.7).</w:t>
-      </w:r>
-    </w:p>
-    <w:p>
-      <w:pPr>
-        <w:pStyle w:val="Compact"/>
-        <w:numPr>
-          <w:ilvl w:val="0"/>
-          <w:numId w:val="1010"/>
-        </w:numPr>
-      </w:pPr>
-      <w:r>
-        <w:rPr>
-          <w:b/>
-          <w:bCs/>
-        </w:rPr>
-        <w:t xml:space="preserve">Reconstructed untrimmed cells.</w:t>
-      </w:r>
-      <w:r>
-        <w:t xml:space="preserve"> </w:t>
-      </w:r>
-      <w:r>
-        <w:t xml:space="preserve">The untrimmed A5/A6/A7 are rebuilt by</w:t>
-      </w:r>
-      <w:r>
-        <w:t xml:space="preserve"> </w:t>
-      </w:r>
-      <w:r>
-        <w:t xml:space="preserve">reconstruction (Appendix A), not trained-from-scratch matched pairs. The</w:t>
-      </w:r>
-      <w:r>
-        <w:t xml:space="preserve"> </w:t>
-      </w:r>
-      <w:r>
-        <w:t xml:space="preserve">exact-prefix verification (§4.4) is the guarantee that only the post-marker</w:t>
-      </w:r>
-      <w:r>
-        <w:t xml:space="preserve"> </w:t>
-      </w:r>
-      <w:r>
-        <w:t xml:space="preserve">continuation differs; still, an independent from-scratch regeneration would be</w:t>
-      </w:r>
-      <w:r>
-        <w:t xml:space="preserve"> </w:t>
-      </w:r>
-      <w:r>
-        <w:t xml:space="preserve">stronger.</w:t>
-      </w:r>
-    </w:p>
-    <w:p>
-      <w:pPr>
-        <w:pStyle w:val="Compact"/>
-        <w:numPr>
-          <w:ilvl w:val="0"/>
-          <w:numId w:val="1010"/>
-        </w:numPr>
-      </w:pPr>
-      <w:r>
-        <w:rPr>
-          <w:b/>
-          <w:bCs/>
-        </w:rPr>
-        <w:t xml:space="preserve">Seed count.</w:t>
-      </w:r>
-      <w:r>
-        <w:t xml:space="preserve"> </w:t>
-      </w:r>
-      <w:r>
-        <w:t xml:space="preserve">The main eight-cell design is trained at a single seed (42),</w:t>
-      </w:r>
-      <w:r>
-        <w:t xml:space="preserve"> </w:t>
-      </w:r>
-      <w:r>
-        <w:t xml:space="preserve">with the primary A1 trim/untrim pair additionally replicated at seed 7 — two</w:t>
-      </w:r>
-      <w:r>
-        <w:t xml:space="preserve"> </w:t>
-      </w:r>
-      <w:r>
-        <w:t xml:space="preserve">seeds in total for the primary contrast. Two seeds do not fully characterize</w:t>
-      </w:r>
-      <w:r>
-        <w:t xml:space="preserve"> </w:t>
-      </w:r>
-      <w:r>
-        <w:t xml:space="preserve">training variance. We rely instead on effect</w:t>
-      </w:r>
-      <w:r>
-        <w:t xml:space="preserve"> </w:t>
-      </w:r>
-      <w:r>
-        <w:rPr>
-          <w:i/>
-          <w:iCs/>
-        </w:rPr>
-        <w:t xml:space="preserve">magnitude</w:t>
-      </w:r>
-      <w:r>
-        <w:t xml:space="preserve"> </w:t>
-      </w:r>
-      <w:r>
-        <w:t xml:space="preserve">(per-cell +0.44–0.58,</w:t>
-      </w:r>
-      <w:r>
-        <w:t xml:space="preserve"> </w:t>
-      </w:r>
-      <w:r>
-        <w:t xml:space="preserve">Fisher</w:t>
-      </w:r>
-      <w:r>
-        <w:t xml:space="preserve"> </w:t>
-      </w:r>
-      <w:r>
-        <w:rPr>
-          <w:i/>
-          <w:iCs/>
-        </w:rPr>
-        <w:t xml:space="preserve">p</w:t>
-      </w:r>
-      <w:r>
-        <w:t xml:space="preserve"> </w:t>
-      </w:r>
-      <w:r>
-        <w:t xml:space="preserve">&lt; 10⁻³², disjoint Wilson intervals) plus same-direction reproduction</w:t>
-      </w:r>
-      <w:r>
-        <w:t xml:space="preserve"> </w:t>
-      </w:r>
-      <w:r>
-        <w:t xml:space="preserve">at an independent seed and an off-family model to argue the result is not</w:t>
-      </w:r>
-      <w:r>
-        <w:t xml:space="preserve"> </w:t>
-      </w:r>
-      <w:r>
-        <w:t xml:space="preserve">seed-driven; a pre-registered $</w:t>
-      </w:r>
-      <w:r>
-        <w:t xml:space="preserve">$3-seed run at fixed checkpoints (seeds 7/42/123,</w:t>
-      </w:r>
-      <w:r>
-        <w:t xml:space="preserve"> </w:t>
-      </w:r>
-      <w:r>
-        <w:t xml:space="preserve">five if budget permits) remains the proper test and is specified in §6.7.</w:t>
-      </w:r>
-    </w:p>
-    <w:p>
-      <w:pPr>
-        <w:pStyle w:val="Compact"/>
-        <w:numPr>
-          <w:ilvl w:val="0"/>
-          <w:numId w:val="1010"/>
-        </w:numPr>
-      </w:pPr>
-      <w:r>
-        <w:rPr>
-          <w:b/>
-          <w:bCs/>
-        </w:rPr>
-        <w:t xml:space="preserve">Checkpoint selection for the seed-7 pair.</w:t>
-      </w:r>
-      <w:r>
-        <w:t xml:space="preserve"> </w:t>
-      </w:r>
-      <w:r>
-        <w:t xml:space="preserve">The seed-7 pair is reported at the</w:t>
-      </w:r>
-      <w:r>
-        <w:t xml:space="preserve"> </w:t>
-      </w:r>
-      <w:r>
-        <w:t xml:space="preserve">earliest shared checkpoint clearing the recall gate for</w:t>
-      </w:r>
-      <w:r>
-        <w:t xml:space="preserve"> </w:t>
-      </w:r>
-      <w:r>
-        <w:rPr>
-          <w:i/>
-          <w:iCs/>
-        </w:rPr>
-        <w:t xml:space="preserve">both</w:t>
-      </w:r>
-      <w:r>
-        <w:t xml:space="preserve"> </w:t>
-      </w:r>
-      <w:r>
-        <w:t xml:space="preserve">variants</w:t>
-      </w:r>
-      <w:r>
-        <w:t xml:space="preserve"> </w:t>
-      </w:r>
-      <w:r>
-        <w:t xml:space="preserve">(checkpoint-600, epoch 1.51), not the exact 1-epoch budget of the seed-42</w:t>
-      </w:r>
-      <w:r>
-        <w:t xml:space="preserve"> </w:t>
-      </w:r>
-      <w:r>
-        <w:t xml:space="preserve">primary, because at 1 epoch the seed-7 untrimmed model had not yet learned to</w:t>
-      </w:r>
-      <w:r>
-        <w:t xml:space="preserve"> </w:t>
-      </w:r>
-      <w:r>
-        <w:t xml:space="preserve">fire and a premature-firing contrast on a non-firing model is uninterpretable.</w:t>
-      </w:r>
-      <w:r>
-        <w:t xml:space="preserve"> </w:t>
-      </w:r>
-      <w:r>
-        <w:t xml:space="preserve">This is a principled, pre-specified gate (recall</w:t>
-      </w:r>
-      <w:r>
-        <w:t xml:space="preserve"> </w:t>
-      </w:r>
-      <m:oMath>
-        <m:r>
-          <m:rPr>
-            <m:sty m:val="p"/>
-          </m:rPr>
-          <m:t>≥</m:t>
-        </m:r>
-      </m:oMath>
-      <w:r>
-        <w:t xml:space="preserve"> </w:t>
-      </w:r>
-      <w:r>
-        <w:t xml:space="preserve">threshold for both variants),</w:t>
-      </w:r>
-      <w:r>
-        <w:t xml:space="preserve"> </w:t>
-      </w:r>
-      <w:r>
-        <w:t xml:space="preserve">not an outcome-maximizing search over checkpoints, but we flag it because a</w:t>
-      </w:r>
-      <w:r>
-        <w:t xml:space="preserve"> </w:t>
-      </w:r>
-      <w:r>
-        <w:t xml:space="preserve">reviewer could read it as checkpoint selection; the fixed-checkpoint multi-seed</w:t>
-      </w:r>
-      <w:r>
-        <w:t xml:space="preserve"> </w:t>
-      </w:r>
-      <w:r>
-        <w:t xml:space="preserve">protocol (§6.7) removes the ambiguity.</w:t>
-      </w:r>
-    </w:p>
-    <w:p>
-      <w:pPr>
-        <w:pStyle w:val="Compact"/>
-        <w:numPr>
-          <w:ilvl w:val="0"/>
-          <w:numId w:val="1010"/>
-        </w:numPr>
-      </w:pPr>
-      <w:r>
-        <w:rPr>
-          <w:b/>
-          <w:bCs/>
-        </w:rPr>
-        <w:t xml:space="preserve">Token-budget confound (bounded, not eliminated).</w:t>
-      </w:r>
-      <w:r>
-        <w:t xml:space="preserve"> </w:t>
-      </w:r>
-      <w:r>
-        <w:t xml:space="preserve">Trimming removes the</w:t>
-      </w:r>
-      <w:r>
-        <w:t xml:space="preserve"> </w:t>
-      </w:r>
-      <w:r>
-        <w:t xml:space="preserve">post-marker continuation, which also removes a small number of supervised tokens</w:t>
-      </w:r>
-      <w:r>
-        <w:t xml:space="preserve"> </w:t>
-      </w:r>
-      <w:r>
-        <w:t xml:space="preserve">(§4.5: mean $</w:t>
-      </w:r>
-      <w:r>
-        <w:t xml:space="preserve">$14 assistant tokens, exactly one turn, per persistent dialogue).</w:t>
-      </w:r>
-      <w:r>
-        <w:t xml:space="preserve"> </w:t>
-      </w:r>
-      <w:r>
-        <w:t xml:space="preserve">In principle the effect could ride on</w:t>
-      </w:r>
-      <w:r>
-        <w:t xml:space="preserve"> </w:t>
-      </w:r>
-      <w:r>
-        <w:t xml:space="preserve">“fewer supervised tokens”</w:t>
-      </w:r>
-      <w:r>
-        <w:t xml:space="preserve"> </w:t>
-      </w:r>
-      <w:r>
-        <w:t xml:space="preserve">rather than</w:t>
-      </w:r>
-      <w:r>
-        <w:t xml:space="preserve"> </w:t>
-      </w:r>
-      <w:r>
-        <w:t xml:space="preserve">“the</w:t>
-      </w:r>
-      <w:r>
-        <w:t xml:space="preserve"> </w:t>
-      </w:r>
-      <w:r>
-        <w:t xml:space="preserve">missing counterexamples”</w:t>
-      </w:r>
-      <w:r>
-        <w:t xml:space="preserve"> </w:t>
-      </w:r>
-      <w:r>
-        <w:t xml:space="preserve">specifically. Two facts bound this: the removed tokens</w:t>
-      </w:r>
-      <w:r>
-        <w:t xml:space="preserve"> </w:t>
-      </w:r>
-      <w:r>
-        <w:t xml:space="preserve">are $</w:t>
-      </w:r>
-      <w:r>
-        <w:t xml:space="preserve">$1% of the persistent-stream supervised tokens and a far smaller fraction of</w:t>
-      </w:r>
-      <w:r>
-        <w:t xml:space="preserve"> </w:t>
-      </w:r>
-      <w:r>
-        <w:t xml:space="preserve">the whole corpus, and the depth-adjusted count model (§5.2b) locates the effect</w:t>
-      </w:r>
-      <w:r>
-        <w:t xml:space="preserve"> </w:t>
-      </w:r>
-      <w:r>
-        <w:t xml:space="preserve">on the escalation feature rather than on generic sequence length. A definitive</w:t>
-      </w:r>
-      <w:r>
-        <w:t xml:space="preserve"> </w:t>
-      </w:r>
-      <w:r>
-        <w:t xml:space="preserve">separation is a</w:t>
-      </w:r>
-      <w:r>
-        <w:t xml:space="preserve"> </w:t>
-      </w:r>
-      <w:r>
-        <w:rPr>
-          <w:i/>
-          <w:iCs/>
-        </w:rPr>
-        <w:t xml:space="preserve">token-matched control</w:t>
-      </w:r>
-      <w:r>
-        <w:t xml:space="preserve"> </w:t>
-      </w:r>
-      <w:r>
-        <w:t xml:space="preserve">— adding the same number of extra</w:t>
-      </w:r>
-      <w:r>
-        <w:t xml:space="preserve"> </w:t>
-      </w:r>
-      <w:r>
-        <w:t xml:space="preserve">supervised tokens as benign continuation</w:t>
-      </w:r>
-      <w:r>
-        <w:t xml:space="preserve"> </w:t>
-      </w:r>
-      <w:r>
-        <w:rPr>
-          <w:i/>
-          <w:iCs/>
-        </w:rPr>
-        <w:t xml:space="preserve">without</w:t>
-      </w:r>
-      <w:r>
-        <w:t xml:space="preserve"> </w:t>
-      </w:r>
-      <w:r>
-        <w:t xml:space="preserve">the high-escalation/no-fire</w:t>
-      </w:r>
-      <w:r>
-        <w:t xml:space="preserve"> </w:t>
-      </w:r>
-      <w:r>
-        <w:t xml:space="preserve">structure — which we specify in §6.7.</w:t>
-      </w:r>
-    </w:p>
-    <w:p>
-      <w:pPr>
-        <w:pStyle w:val="Compact"/>
-        <w:numPr>
-          <w:ilvl w:val="0"/>
-          <w:numId w:val="1010"/>
-        </w:numPr>
-      </w:pPr>
-      <w:r>
-        <w:rPr>
-          <w:b/>
-          <w:bCs/>
-        </w:rPr>
-        <w:t xml:space="preserve">Single dataset / task — addressed by Phase 3.</w:t>
-      </w:r>
-      <w:r>
-        <w:t xml:space="preserve"> </w:t>
-      </w:r>
-      <w:r>
-        <w:t xml:space="preserve">The trim principle is</w:t>
-      </w:r>
-      <w:r>
-        <w:t xml:space="preserve"> </w:t>
-      </w:r>
-      <w:r>
-        <w:t xml:space="preserve">demonstrated primarily on the tutoring persistence task; the §5.5b Llama</w:t>
-      </w:r>
-      <w:r>
-        <w:t xml:space="preserve"> </w:t>
-      </w:r>
-      <w:r>
-        <w:t xml:space="preserve">replication (a different domain and family) is what extends it beyond this</w:t>
-      </w:r>
-      <w:r>
-        <w:t xml:space="preserve"> </w:t>
-      </w:r>
-      <w:r>
-        <w:t xml:space="preserve">corpus, keeping the trigger semantic and recognition-gated because recognition</w:t>
-      </w:r>
-      <w:r>
-        <w:t xml:space="preserve"> </w:t>
-      </w:r>
-      <w:r>
-        <w:t xml:space="preserve">noise is the substrate the shortcut requires (§6.1).</w:t>
-      </w:r>
-    </w:p>
-    <w:p>
-      <w:pPr>
-        <w:pStyle w:val="Compact"/>
-        <w:numPr>
-          <w:ilvl w:val="0"/>
-          <w:numId w:val="1010"/>
-        </w:numPr>
-      </w:pPr>
-      <w:r>
-        <w:rPr>
-          <w:b/>
-          <w:bCs/>
-        </w:rPr>
-        <w:t xml:space="preserve">Synthetic data — a methodological necessity, not merely a convenience.</w:t>
-      </w:r>
-      <w:r>
-        <w:t xml:space="preserve"> </w:t>
-      </w:r>
-      <w:r>
-        <w:t xml:space="preserve">Both</w:t>
-      </w:r>
-      <w:r>
-        <w:t xml:space="preserve"> </w:t>
-      </w:r>
-      <w:r>
-        <w:t xml:space="preserve">datasets are synthetic. Our method is a</w:t>
-      </w:r>
-      <w:r>
-        <w:t xml:space="preserve"> </w:t>
-      </w:r>
-      <w:r>
-        <w:rPr>
-          <w:i/>
-          <w:iCs/>
-        </w:rPr>
-        <w:t xml:space="preserve">single-variable paired contrast</w:t>
-      </w:r>
-      <w:r>
-        <w:t xml:space="preserve"> </w:t>
-      </w:r>
-      <w:r>
-        <w:t xml:space="preserve">— a</w:t>
-      </w:r>
-      <w:r>
-        <w:t xml:space="preserve"> </w:t>
-      </w:r>
-      <w:r>
-        <w:t xml:space="preserve">trimmed and untrimmed corpus byte-identical except for the post-marker</w:t>
-      </w:r>
-      <w:r>
-        <w:t xml:space="preserve"> </w:t>
-      </w:r>
-      <w:r>
-        <w:t xml:space="preserve">continuation (exact prefix, §4.4) — and no pre-existing real dataset supplies</w:t>
-      </w:r>
-      <w:r>
-        <w:t xml:space="preserve"> </w:t>
-      </w:r>
-      <w:r>
-        <w:t xml:space="preserve">such a pair; constructing one requires regenerating real dialogues with and</w:t>
-      </w:r>
-      <w:r>
-        <w:t xml:space="preserve"> </w:t>
-      </w:r>
-      <w:r>
-        <w:t xml:space="preserve">without the continuation, at which point the controlled corpus is synthetic by</w:t>
-      </w:r>
-      <w:r>
-        <w:t xml:space="preserve"> </w:t>
-      </w:r>
-      <w:r>
-        <w:t xml:space="preserve">construction. Real corpora also lack the labelled sub-threshold probes that make</w:t>
-      </w:r>
-      <w:r>
-        <w:t xml:space="preserve"> </w:t>
-      </w:r>
-      <w:r>
-        <w:t xml:space="preserve">premature firing measurable. Synthetic control is thus what lets us attribute the</w:t>
-      </w:r>
-      <w:r>
-        <w:t xml:space="preserve"> </w:t>
-      </w:r>
-      <w:r>
-        <w:t xml:space="preserve">effect to the trim alone; a naturalistic study (auditing an existing tool-calling</w:t>
-      </w:r>
-      <w:r>
-        <w:t xml:space="preserve"> </w:t>
-      </w:r>
-      <w:r>
-        <w:t xml:space="preserve">corpus for trim-correlated premature calls) remains valuable future work.</w:t>
-      </w:r>
-    </w:p>
-    <w:bookmarkEnd w:id="60"/>
-    <w:bookmarkStart w:id="61" w:name="future-work"/>
-    <w:p>
-      <w:pPr>
-        <w:pStyle w:val="Heading2"/>
-      </w:pPr>
-      <w:r>
-        <w:t xml:space="preserve">6.7 Future work</w:t>
-      </w:r>
-    </w:p>
-    <w:p>
-      <w:pPr>
-        <w:pStyle w:val="FirstParagraph"/>
-      </w:pPr>
-      <w:r>
-        <w:t xml:space="preserve">The most informative next experiments, in priority order (the first three</w:t>
-      </w:r>
-      <w:r>
-        <w:t xml:space="preserve"> </w:t>
-      </w:r>
-      <w:r>
-        <w:t xml:space="preserve">directly answer the strongest reviewer requests and are the ones we would run</w:t>
-      </w:r>
-      <w:r>
-        <w:t xml:space="preserve"> </w:t>
-      </w:r>
-      <w:r>
-        <w:t xml:space="preserve">before any broadening of scope):</w:t>
-      </w:r>
-    </w:p>
-    <w:p>
-      <w:pPr>
-        <w:pStyle w:val="Compact"/>
-        <w:numPr>
-          <w:ilvl w:val="0"/>
-          <w:numId w:val="1011"/>
-        </w:numPr>
-      </w:pPr>
-      <w:r>
-        <w:rPr>
-          <w:b/>
-          <w:bCs/>
-        </w:rPr>
-        <w:t xml:space="preserve">Multi-seed at fixed checkpoints.</w:t>
-      </w:r>
-      <w:r>
-        <w:t xml:space="preserve"> </w:t>
-      </w:r>
-      <w:r>
-        <w:t xml:space="preserve">Train the primary A1 trim/untrim pair at</w:t>
-      </w:r>
-      <w:r>
-        <w:t xml:space="preserve"> </w:t>
-      </w:r>
-      <w:r>
-        <w:t xml:space="preserve">$</w:t>
-      </w:r>
-      <w:r>
-        <w:t xml:space="preserve">$3 pre-registered seeds (7, 42, 123; five if budget permits), evaluate all at</w:t>
-      </w:r>
-      <w:r>
-        <w:t xml:space="preserve"> </w:t>
-      </w:r>
-      <w:r>
-        <w:rPr>
-          <w:i/>
-          <w:iCs/>
-        </w:rPr>
-        <w:t xml:space="preserve">identical</w:t>
-      </w:r>
-      <w:r>
-        <w:t xml:space="preserve"> </w:t>
-      </w:r>
-      <w:r>
-        <w:t xml:space="preserve">fixed checkpoints, and report mean</w:t>
-      </w:r>
-      <w:r>
-        <w:t xml:space="preserve"> </w:t>
-      </w:r>
-      <m:oMath>
-        <m:r>
-          <m:rPr>
-            <m:sty m:val="p"/>
-          </m:rPr>
-          <m:t>±</m:t>
-        </m:r>
-      </m:oMath>
-      <w:r>
-        <w:t xml:space="preserve"> </w:t>
-      </w:r>
-      <w:r>
-        <w:t xml:space="preserve">SD with learning curves for</w:t>
-      </w:r>
-      <w:r>
-        <w:t xml:space="preserve"> </w:t>
-      </w:r>
-      <w:r>
-        <w:t xml:space="preserve">both recall and premature firing. This replaces the current two-seed result and</w:t>
-      </w:r>
-      <w:r>
-        <w:t xml:space="preserve"> </w:t>
-      </w:r>
-      <w:r>
-        <w:t xml:space="preserve">removes the checkpoint-selection ambiguity (§6.6).</w:t>
-      </w:r>
-    </w:p>
-    <w:p>
-      <w:pPr>
-        <w:pStyle w:val="Compact"/>
-        <w:numPr>
-          <w:ilvl w:val="0"/>
-          <w:numId w:val="1011"/>
-        </w:numPr>
-      </w:pPr>
-      <w:r>
-        <w:rPr>
-          <w:b/>
-          <w:bCs/>
-        </w:rPr>
-        <w:t xml:space="preserve">Counterexample dose-response and token-matched control.</w:t>
-      </w:r>
-      <w:r>
-        <w:t xml:space="preserve"> </w:t>
-      </w:r>
-      <w:r>
-        <w:t xml:space="preserve">Vary the</w:t>
-      </w:r>
-      <w:r>
-        <w:t xml:space="preserve"> </w:t>
-      </w:r>
-      <w:r>
-        <w:rPr>
-          <w:i/>
-          <w:iCs/>
-        </w:rPr>
-        <w:t xml:space="preserve">retained</w:t>
-      </w:r>
-      <w:r>
-        <w:t xml:space="preserve"> </w:t>
-      </w:r>
-      <w:r>
-        <w:t xml:space="preserve">post-marker continuation across C0/C25/C50/C75/C100 (0/25/50/75/100% of the</w:t>
-      </w:r>
-      <w:r>
-        <w:t xml:space="preserve"> </w:t>
-      </w:r>
-      <w:r>
-        <w:t xml:space="preserve">tail kept) and plot premature firing against retained counterexample supply, to</w:t>
-      </w:r>
-      <w:r>
-        <w:t xml:space="preserve"> </w:t>
-      </w:r>
-      <w:r>
-        <w:t xml:space="preserve">show the effect is continuous in counterexample dose rather than a binary</w:t>
-      </w:r>
-      <w:r>
-        <w:t xml:space="preserve"> </w:t>
-      </w:r>
-      <w:r>
-        <w:t xml:space="preserve">switch. In addition, a</w:t>
-      </w:r>
-      <w:r>
-        <w:t xml:space="preserve"> </w:t>
-      </w:r>
-      <w:r>
-        <w:rPr>
-          <w:i/>
-          <w:iCs/>
-        </w:rPr>
-        <w:t xml:space="preserve">token-matched</w:t>
-      </w:r>
-      <w:r>
-        <w:t xml:space="preserve"> </w:t>
-      </w:r>
-      <w:r>
-        <w:t xml:space="preserve">control adds the same number of extra</w:t>
-      </w:r>
-      <w:r>
-        <w:t xml:space="preserve"> </w:t>
-      </w:r>
-      <w:r>
-        <w:t xml:space="preserve">supervised tokens as C100 but as benign continuation</w:t>
-      </w:r>
-      <w:r>
-        <w:t xml:space="preserve"> </w:t>
-      </w:r>
-      <w:r>
-        <w:rPr>
-          <w:i/>
-          <w:iCs/>
-        </w:rPr>
-        <w:t xml:space="preserve">without</w:t>
-      </w:r>
-      <w:r>
-        <w:t xml:space="preserve"> </w:t>
-      </w:r>
-      <w:r>
-        <w:t xml:space="preserve">the</w:t>
-      </w:r>
-      <w:r>
-        <w:t xml:space="preserve"> </w:t>
-      </w:r>
-      <w:r>
-        <w:t xml:space="preserve">high-escalation/no-fire structure; if only the genuine counterexample-bearing</w:t>
-      </w:r>
-      <w:r>
-        <w:t xml:space="preserve"> </w:t>
-      </w:r>
-      <w:r>
-        <w:t xml:space="preserve">tail reduces premature firing, the mechanism (§6.1) is established rather than</w:t>
-      </w:r>
-      <w:r>
-        <w:t xml:space="preserve"> </w:t>
-      </w:r>
-      <w:r>
-        <w:t xml:space="preserve">merely evidence-consistent, and the token-budget confound (§6.6) is closed.</w:t>
-      </w:r>
-    </w:p>
-    <w:p>
-      <w:pPr>
-        <w:pStyle w:val="Compact"/>
-        <w:numPr>
-          <w:ilvl w:val="0"/>
-          <w:numId w:val="1011"/>
-        </w:numPr>
-      </w:pPr>
-      <w:r>
-        <w:rPr>
-          <w:b/>
-          <w:bCs/>
-        </w:rPr>
-        <w:t xml:space="preserve">Orthogonal depth</w:t>
-      </w:r>
-      <w:r>
-        <w:rPr>
-          <w:b/>
-          <w:bCs/>
-        </w:rPr>
+        </w:rPr>
+        <w:t xml:space="preserve">marker learning — instead induces premature firing.</w:t>
+      </w:r>
+      <w:r>
+        <w:t xml:space="preserve"> </w:t>
+      </w:r>
+      <w:r>
+        <w:t xml:space="preserve">Across every</w:t>
+      </w:r>
+      <w:r>
+        <w:t xml:space="preserve"> </w:t>
+      </w:r>
+      <w:r>
+        <w:t xml:space="preserve">(position</w:t>
+      </w:r>
+      <w:r>
         <w:t xml:space="preserve"> </w:t>
       </w:r>
       <m:oMath>
@@ -18512,290 +18185,6 @@
         </m:r>
       </m:oMath>
       <w:r>
-        <w:rPr>
-          <w:b/>
-          <w:bCs/>
-        </w:rPr>
-        <w:t xml:space="preserve"> </w:t>
-      </w:r>
-      <w:r>
-        <w:rPr>
-          <w:b/>
-          <w:bCs/>
-        </w:rPr>
-        <w:t xml:space="preserve">strike-count probe.</w:t>
-      </w:r>
-      <w:r>
-        <w:t xml:space="preserve"> </w:t>
-      </w:r>
-      <w:r>
-        <w:t xml:space="preserve">Build a balanced grid that</w:t>
-      </w:r>
-      <w:r>
-        <w:t xml:space="preserve"> </w:t>
-      </w:r>
-      <w:r>
-        <w:t xml:space="preserve">independently varies turn depth (e.g. 5/7/9/11) and strike count (1/2) at fixed</w:t>
-      </w:r>
-      <w:r>
-        <w:t xml:space="preserve"> </w:t>
-      </w:r>
-      <w:r>
-        <w:t xml:space="preserve">semantic axis, with matched cell sizes, and estimate P(fire) = f(count, depth,</w:t>
-      </w:r>
-      <w:r>
-        <w:t xml:space="preserve"> </w:t>
-      </w:r>
-      <w:r>
-        <w:t xml:space="preserve">trim). §5.2b already shows count survives depth on the</w:t>
-      </w:r>
-      <w:r>
-        <w:t xml:space="preserve"> </w:t>
-      </w:r>
-      <w:r>
-        <w:rPr>
-          <w:i/>
-          <w:iCs/>
-        </w:rPr>
-        <w:t xml:space="preserve">existing</w:t>
-      </w:r>
-      <w:r>
-        <w:t xml:space="preserve"> </w:t>
-      </w:r>
-      <w:r>
-        <w:t xml:space="preserve">(unbalanced)</w:t>
-      </w:r>
-      <w:r>
-        <w:t xml:space="preserve"> </w:t>
-      </w:r>
-      <w:r>
-        <w:t xml:space="preserve">probe; a purpose-built balanced grid would settle the depth-vs-count question</w:t>
-      </w:r>
-      <w:r>
-        <w:t xml:space="preserve"> </w:t>
-      </w:r>
-      <w:r>
-        <w:t xml:space="preserve">directly.</w:t>
-      </w:r>
-    </w:p>
-    <w:p>
-      <w:pPr>
-        <w:pStyle w:val="Compact"/>
-        <w:numPr>
-          <w:ilvl w:val="0"/>
-          <w:numId w:val="1011"/>
-        </w:numPr>
-      </w:pPr>
-      <w:r>
-        <w:rPr>
-          <w:b/>
-          <w:bCs/>
-        </w:rPr>
-        <w:t xml:space="preserve">Cross-family magnitude</w:t>
-      </w:r>
-      <w:r>
-        <w:t xml:space="preserve"> </w:t>
-      </w:r>
-      <w:r>
-        <w:t xml:space="preserve">— re-run the A1 contrast on a small full-attention</w:t>
-      </w:r>
-      <w:r>
-        <w:t xml:space="preserve"> </w:t>
-      </w:r>
-      <w:r>
-        <w:t xml:space="preserve">non-Qwen base (Llama-3.2-1B / SmolLM2-360M) to test whether the +0.5 magnitude</w:t>
-      </w:r>
-      <w:r>
-        <w:t xml:space="preserve"> </w:t>
-      </w:r>
-      <w:r>
-        <w:t xml:space="preserve">is specific to Qwen’s linear-attention state; direction is already</w:t>
-      </w:r>
-      <w:r>
-        <w:t xml:space="preserve"> </w:t>
-      </w:r>
-      <w:r>
-        <w:t xml:space="preserve">family-independent via Phase 3 (§5.5b).</w:t>
-      </w:r>
-    </w:p>
-    <w:p>
-      <w:pPr>
-        <w:pStyle w:val="Compact"/>
-        <w:numPr>
-          <w:ilvl w:val="0"/>
-          <w:numId w:val="1011"/>
-        </w:numPr>
-      </w:pPr>
-      <w:r>
-        <w:rPr>
-          <w:b/>
-          <w:bCs/>
-        </w:rPr>
-        <w:t xml:space="preserve">Scale</w:t>
-      </w:r>
-      <w:r>
-        <w:t xml:space="preserve"> </w:t>
-      </w:r>
-      <w:r>
-        <w:t xml:space="preserve">— repeat the contrast at 4B (and larger) to test whether the effect</w:t>
-      </w:r>
-      <w:r>
-        <w:t xml:space="preserve"> </w:t>
-      </w:r>
-      <w:r>
-        <w:t xml:space="preserve">size is scale-dependent; the present study fixes scale and does not claim scale</w:t>
-      </w:r>
-      <w:r>
-        <w:t xml:space="preserve"> </w:t>
-      </w:r>
-      <w:r>
-        <w:t xml:space="preserve">independence.</w:t>
-      </w:r>
-    </w:p>
-    <w:p>
-      <w:pPr>
-        <w:pStyle w:val="Compact"/>
-        <w:numPr>
-          <w:ilvl w:val="0"/>
-          <w:numId w:val="1011"/>
-        </w:numPr>
-      </w:pPr>
-      <w:r>
-        <w:rPr>
-          <w:b/>
-          <w:bCs/>
-        </w:rPr>
-        <w:t xml:space="preserve">Close H3</w:t>
-      </w:r>
-      <w:r>
-        <w:t xml:space="preserve"> </w:t>
-      </w:r>
-      <w:r>
-        <w:t xml:space="preserve">— the count-annotated remedy under-fires at 0.8B (§5.5); larger</w:t>
-      </w:r>
-      <w:r>
-        <w:t xml:space="preserve"> </w:t>
-      </w:r>
-      <w:r>
-        <w:t xml:space="preserve">context and dropping the axis label are the two fixes to test.</w:t>
-      </w:r>
-    </w:p>
-    <w:bookmarkEnd w:id="61"/>
-    <w:bookmarkEnd w:id="62"/>
-    <w:bookmarkStart w:id="63" w:name="conclusion"/>
-    <w:p>
-      <w:pPr>
-        <w:pStyle w:val="Heading1"/>
-      </w:pPr>
-      <w:r>
-        <w:t xml:space="preserve">7. Conclusion</w:t>
-      </w:r>
-    </w:p>
-    <w:p>
-      <w:pPr>
-        <w:pStyle w:val="FirstParagraph"/>
-      </w:pPr>
-      <w:r>
-        <w:t xml:space="preserve">We studied how the</w:t>
-      </w:r>
-      <w:r>
-        <w:t xml:space="preserve"> </w:t>
-      </w:r>
-      <w:r>
-        <w:rPr>
-          <w:i/>
-          <w:iCs/>
-        </w:rPr>
-        <w:t xml:space="preserve">shape</w:t>
-      </w:r>
-      <w:r>
-        <w:t xml:space="preserve"> </w:t>
-      </w:r>
-      <w:r>
-        <w:t xml:space="preserve">of SFT data governs a fine-tuned LM’s emission of a</w:t>
-      </w:r>
-      <w:r>
-        <w:t xml:space="preserve"> </w:t>
-      </w:r>
-      <w:r>
-        <w:t xml:space="preserve">rare, machine-consumed control marker, using a four-axis session-ending sentinel</w:t>
-      </w:r>
-      <w:r>
-        <w:t xml:space="preserve"> </w:t>
-      </w:r>
-      <w:r>
-        <w:t xml:space="preserve">as a controlled testbed.</w:t>
-      </w:r>
-    </w:p>
-    <w:p>
-      <w:pPr>
-        <w:pStyle w:val="BodyText"/>
-      </w:pPr>
-      <w:r>
-        <w:t xml:space="preserve">Our primary result is counter-intuitive and robust:</w:t>
-      </w:r>
-      <w:r>
-        <w:t xml:space="preserve"> </w:t>
-      </w:r>
-      <w:r>
-        <w:rPr>
-          <w:b/>
-          <w:bCs/>
-        </w:rPr>
-        <w:t xml:space="preserve">trimming training</w:t>
-      </w:r>
-      <w:r>
-        <w:rPr>
-          <w:b/>
-          <w:bCs/>
-        </w:rPr>
-        <w:t xml:space="preserve"> </w:t>
-      </w:r>
-      <w:r>
-        <w:rPr>
-          <w:b/>
-          <w:bCs/>
-        </w:rPr>
-        <w:t xml:space="preserve">sequences to end at the marker — a curation step one might expect to sharpen</w:t>
-      </w:r>
-      <w:r>
-        <w:rPr>
-          <w:b/>
-          <w:bCs/>
-        </w:rPr>
-        <w:t xml:space="preserve"> </w:t>
-      </w:r>
-      <w:r>
-        <w:rPr>
-          <w:b/>
-          <w:bCs/>
-        </w:rPr>
-        <w:t xml:space="preserve">marker learning — instead induces premature firing.</w:t>
-      </w:r>
-      <w:r>
-        <w:t xml:space="preserve"> </w:t>
-      </w:r>
-      <w:r>
-        <w:t xml:space="preserve">Across every</w:t>
-      </w:r>
-      <w:r>
-        <w:t xml:space="preserve"> </w:t>
-      </w:r>
-      <w:r>
-        <w:t xml:space="preserve">(position</w:t>
-      </w:r>
-      <w:r>
-        <w:t xml:space="preserve"> </w:t>
-      </w:r>
-      <m:oMath>
-        <m:r>
-          <m:rPr>
-            <m:sty m:val="p"/>
-          </m:rPr>
-          <m:t>×</m:t>
-        </m:r>
-      </m:oMath>
-      <w:r>
         <w:t xml:space="preserve"> </w:t>
       </w:r>
       <w:r>
@@ -19009,13 +18398,13 @@
         <w:t xml:space="preserve"> </w:t>
       </w:r>
       <w:r>
-        <w:t xml:space="preserve">— suggesting it is not specific to the tutoring corpus or the Qwen family. As a</w:t>
-      </w:r>
-      <w:r>
-        <w:t xml:space="preserve"> </w:t>
-      </w:r>
-      <w:r>
-        <w:t xml:space="preserve">clearly-labelled exploratory experiment we also tested</w:t>
+        <w:t xml:space="preserve">— suggesting it is not specific to the tutoring corpus or the Qwen family. We also</w:t>
+      </w:r>
+      <w:r>
+        <w:t xml:space="preserve"> </w:t>
+      </w:r>
+      <w:r>
+        <w:t xml:space="preserve">outline</w:t>
       </w:r>
       <w:r>
         <w:t xml:space="preserve"> </w:t>
@@ -19028,19 +18417,22 @@
         <w:t xml:space="preserve">count-annotated markers</w:t>
       </w:r>
       <w:r>
-        <w:t xml:space="preserve">,</w:t>
-      </w:r>
-      <w:r>
-        <w:t xml:space="preserve"> </w:t>
-      </w:r>
-      <w:r>
-        <w:t xml:space="preserve">but the resulting model failed the predefined recall gate, so no conclusion about</w:t>
-      </w:r>
-      <w:r>
-        <w:t xml:space="preserve"> </w:t>
-      </w:r>
-      <w:r>
-        <w:t xml:space="preserve">its effectiveness is drawn (§5.5).</w:t>
+        <w:t xml:space="preserve"> </w:t>
+      </w:r>
+      <w:r>
+        <w:t xml:space="preserve">— supervising the strike count directly in the</w:t>
+      </w:r>
+      <w:r>
+        <w:t xml:space="preserve"> </w:t>
+      </w:r>
+      <w:r>
+        <w:t xml:space="preserve">marker — as a candidate remedy for the trim artifact, and leave its evaluation to</w:t>
+      </w:r>
+      <w:r>
+        <w:t xml:space="preserve"> </w:t>
+      </w:r>
+      <w:r>
+        <w:t xml:space="preserve">future work (§6.6).</w:t>
       </w:r>
     </w:p>
     <w:p>
@@ -19093,8 +18485,8 @@
         <w:t xml:space="preserve">control-token reliability, observed across two model families (Qwen3.5, Llama-3.2).</w:t>
       </w:r>
     </w:p>
-    <w:bookmarkEnd w:id="63"/>
-    <w:bookmarkStart w:id="65" w:name="appendix-a.-reproducibility"/>
+    <w:bookmarkEnd w:id="61"/>
+    <w:bookmarkStart w:id="63" w:name="appendix-a.-reproducibility"/>
     <w:p>
       <w:pPr>
         <w:pStyle w:val="Heading1"/>
@@ -19126,7 +18518,7 @@
         <w:t xml:space="preserve"> </w:t>
       </w:r>
       <w:r>
-        <w:t xml:space="preserve">(§5.5b) uses Llama-3.2-1B-Base. The table below maps each reported result to the</w:t>
+        <w:t xml:space="preserve">(§5.5) uses Llama-3.2-1B-Base. The table below maps each reported result to the</w:t>
       </w:r>
       <w:r>
         <w:t xml:space="preserve"> </w:t>
@@ -19588,7 +18980,7 @@
               <w:pStyle w:val="Compact"/>
             </w:pPr>
             <w:r>
-              <w:t xml:space="preserve">Count-marker (Design B) construction (§5.5)</w:t>
+              <w:t xml:space="preserve">Count-marker (Design B) construction — future-work remedy (§6.6)</w:t>
             </w:r>
           </w:p>
         </w:tc>
@@ -19641,7 +19033,7 @@
               <w:pStyle w:val="Compact"/>
             </w:pPr>
             <w:r>
-              <w:t xml:space="preserve">Off-family Llama replication (§5.5b)</w:t>
+              <w:t xml:space="preserve">Off-family Llama replication (§5.5)</w:t>
             </w:r>
           </w:p>
         </w:tc>
@@ -19682,7 +19074,7 @@
               <w:pStyle w:val="Compact"/>
             </w:pPr>
             <w:r>
-              <w:t xml:space="preserve">Untrimmed A5/A6/A7 reconstruction (§4.4, §6.6)</w:t>
+              <w:t xml:space="preserve">Untrimmed A5/A6/A7 reconstruction (§4.4, §6.5)</w:t>
             </w:r>
           </w:p>
         </w:tc>
@@ -19792,7 +19184,7 @@
       <w:r>
         <w:t xml:space="preserve"> </w:t>
       </w:r>
-      <w:hyperlink r:id="rId64">
+      <w:hyperlink r:id="rId62">
         <w:r>
           <w:rPr>
             <w:rStyle w:val="Hyperlink"/>
@@ -19828,7 +19220,7 @@
         <w:t xml:space="preserve"> </w:t>
       </w:r>
       <w:r>
-        <w:t xml:space="preserve">replication (§5.5b) uses Llama-3.2-1B-Base; trained LoRA adapters are low-rank</w:t>
+        <w:t xml:space="preserve">replication (§5.5) uses Llama-3.2-1B-Base; trained LoRA adapters are low-rank</w:t>
       </w:r>
       <w:r>
         <w:t xml:space="preserve"> </w:t>
@@ -19837,8 +19229,8 @@
         <w:t xml:space="preserve">deltas over the public base models and are available from the authors on request.</w:t>
       </w:r>
     </w:p>
-    <w:bookmarkEnd w:id="65"/>
-    <w:bookmarkStart w:id="67" w:name="appendix-b.-supporting-tables"/>
+    <w:bookmarkEnd w:id="63"/>
+    <w:bookmarkStart w:id="65" w:name="appendix-b.-supporting-tables"/>
     <w:p>
       <w:pPr>
         <w:pStyle w:val="Heading1"/>
@@ -20589,7 +19981,7 @@
         </w:tc>
       </w:tr>
     </w:tbl>
-    <w:bookmarkStart w:id="66" w:name="code-and-data-availability"/>
+    <w:bookmarkStart w:id="64" w:name="code-and-data-availability"/>
     <w:p>
       <w:pPr>
         <w:pStyle w:val="Heading2"/>
@@ -20608,7 +20000,7 @@
       <w:r>
         <w:t xml:space="preserve"> </w:t>
       </w:r>
-      <w:hyperlink r:id="rId64">
+      <w:hyperlink r:id="rId62">
         <w:r>
           <w:rPr>
             <w:rStyle w:val="Hyperlink"/>
@@ -20620,9 +20012,9 @@
         <w:t xml:space="preserve">. Model weights and large training outputs are not included; the base model is Qwen3.5-0.8B-Base. The released datasets are model-generated (teacher-distilled) and contain no personal data.</w:t>
       </w:r>
     </w:p>
-    <w:bookmarkEnd w:id="66"/>
-    <w:bookmarkEnd w:id="67"/>
-    <w:bookmarkStart w:id="96" w:name="references"/>
+    <w:bookmarkEnd w:id="64"/>
+    <w:bookmarkEnd w:id="65"/>
+    <w:bookmarkStart w:id="94" w:name="references"/>
     <w:p>
       <w:pPr>
         <w:pStyle w:val="Heading1"/>
@@ -20631,8 +20023,8 @@
         <w:t xml:space="preserve">References</w:t>
       </w:r>
     </w:p>
-    <w:bookmarkStart w:id="95" w:name="refs"/>
-    <w:bookmarkStart w:id="68" w:name="ref-bhattamishra2020ability"/>
+    <w:bookmarkStart w:id="93" w:name="refs"/>
+    <w:bookmarkStart w:id="66" w:name="ref-bhattamishra2020ability"/>
     <w:p>
       <w:pPr>
         <w:pStyle w:val="Bibliography"/>
@@ -20660,8 +20052,8 @@
         <w:t xml:space="preserve">, 7096–116.</w:t>
       </w:r>
     </w:p>
-    <w:bookmarkEnd w:id="68"/>
-    <w:bookmarkStart w:id="69" w:name="ref-dettmers2023qlora"/>
+    <w:bookmarkEnd w:id="66"/>
+    <w:bookmarkStart w:id="67" w:name="ref-dettmers2023qlora"/>
     <w:p>
       <w:pPr>
         <w:pStyle w:val="Bibliography"/>
@@ -20704,8 +20096,8 @@
         <w:t xml:space="preserve">.</w:t>
       </w:r>
     </w:p>
-    <w:bookmarkEnd w:id="69"/>
-    <w:bookmarkStart w:id="70" w:name="ref-dong2024xgrammar"/>
+    <w:bookmarkEnd w:id="67"/>
+    <w:bookmarkStart w:id="68" w:name="ref-dong2024xgrammar"/>
     <w:p>
       <w:pPr>
         <w:pStyle w:val="Bibliography"/>
@@ -20739,8 +20131,8 @@
         <w:t xml:space="preserve">.</w:t>
       </w:r>
     </w:p>
-    <w:bookmarkEnd w:id="70"/>
-    <w:bookmarkStart w:id="71" w:name="ref-el2010foundations"/>
+    <w:bookmarkEnd w:id="68"/>
+    <w:bookmarkStart w:id="69" w:name="ref-el2010foundations"/>
     <w:p>
       <w:pPr>
         <w:pStyle w:val="Bibliography"/>
@@ -20771,8 +20163,8 @@
         <w:t xml:space="preserve">11.</w:t>
       </w:r>
     </w:p>
-    <w:bookmarkEnd w:id="71"/>
-    <w:bookmarkStart w:id="72" w:name="ref-geifman2017selective"/>
+    <w:bookmarkEnd w:id="69"/>
+    <w:bookmarkStart w:id="70" w:name="ref-geifman2017selective"/>
     <w:p>
       <w:pPr>
         <w:pStyle w:val="Bibliography"/>
@@ -20800,8 +20192,8 @@
         <w:t xml:space="preserve">.</w:t>
       </w:r>
     </w:p>
-    <w:bookmarkEnd w:id="72"/>
-    <w:bookmarkStart w:id="73" w:name="ref-geirhos2020shortcut"/>
+    <w:bookmarkEnd w:id="70"/>
+    <w:bookmarkStart w:id="71" w:name="ref-geirhos2020shortcut"/>
     <w:p>
       <w:pPr>
         <w:pStyle w:val="Bibliography"/>
@@ -20832,8 +20224,8 @@
         <w:t xml:space="preserve">2 (11): 665–73.</w:t>
       </w:r>
     </w:p>
-    <w:bookmarkEnd w:id="73"/>
-    <w:bookmarkStart w:id="74" w:name="ref-gururangan2018artifacts"/>
+    <w:bookmarkEnd w:id="71"/>
+    <w:bookmarkStart w:id="72" w:name="ref-gururangan2018artifacts"/>
     <w:p>
       <w:pPr>
         <w:pStyle w:val="Bibliography"/>
@@ -20861,8 +20253,8 @@
         <w:t xml:space="preserve">, 107–12.</w:t>
       </w:r>
     </w:p>
-    <w:bookmarkEnd w:id="74"/>
-    <w:bookmarkStart w:id="75" w:name="ref-hu2022lora"/>
+    <w:bookmarkEnd w:id="72"/>
+    <w:bookmarkStart w:id="73" w:name="ref-hu2022lora"/>
     <w:p>
       <w:pPr>
         <w:pStyle w:val="Bibliography"/>
@@ -20896,8 +20288,8 @@
         <w:t xml:space="preserve">.</w:t>
       </w:r>
     </w:p>
-    <w:bookmarkEnd w:id="75"/>
-    <w:bookmarkStart w:id="76" w:name="ref-lightman2024verify"/>
+    <w:bookmarkEnd w:id="73"/>
+    <w:bookmarkStart w:id="74" w:name="ref-lightman2024verify"/>
     <w:p>
       <w:pPr>
         <w:pStyle w:val="Bibliography"/>
@@ -20925,8 +20317,8 @@
         <w:t xml:space="preserve">.</w:t>
       </w:r>
     </w:p>
-    <w:bookmarkEnd w:id="76"/>
-    <w:bookmarkStart w:id="77" w:name="ref-liu2024toolace"/>
+    <w:bookmarkEnd w:id="74"/>
+    <w:bookmarkStart w:id="75" w:name="ref-liu2024toolace"/>
     <w:p>
       <w:pPr>
         <w:pStyle w:val="Bibliography"/>
@@ -20975,8 +20367,8 @@
         <w:t xml:space="preserve">.</w:t>
       </w:r>
     </w:p>
-    <w:bookmarkEnd w:id="77"/>
-    <w:bookmarkStart w:id="78" w:name="ref-liu2024apigen"/>
+    <w:bookmarkEnd w:id="75"/>
+    <w:bookmarkStart w:id="76" w:name="ref-liu2024apigen"/>
     <w:p>
       <w:pPr>
         <w:pStyle w:val="Bibliography"/>
@@ -21013,8 +20405,8 @@
         <w:t xml:space="preserve">.</w:t>
       </w:r>
     </w:p>
-    <w:bookmarkEnd w:id="78"/>
-    <w:bookmarkStart w:id="79" w:name="ref-mccoy2019hans"/>
+    <w:bookmarkEnd w:id="76"/>
+    <w:bookmarkStart w:id="77" w:name="ref-mccoy2019hans"/>
     <w:p>
       <w:pPr>
         <w:pStyle w:val="Bibliography"/>
@@ -21042,8 +20434,8 @@
         <w:t xml:space="preserve">, 3428–48.</w:t>
       </w:r>
     </w:p>
-    <w:bookmarkEnd w:id="79"/>
-    <w:bookmarkStart w:id="80" w:name="ref-muennighoff2023scaling"/>
+    <w:bookmarkEnd w:id="77"/>
+    <w:bookmarkStart w:id="78" w:name="ref-muennighoff2023scaling"/>
     <w:p>
       <w:pPr>
         <w:pStyle w:val="Bibliography"/>
@@ -21071,8 +20463,8 @@
         <w:t xml:space="preserve">.</w:t>
       </w:r>
     </w:p>
-    <w:bookmarkEnd w:id="80"/>
-    <w:bookmarkStart w:id="81" w:name="ref-newman2020eos"/>
+    <w:bookmarkEnd w:id="78"/>
+    <w:bookmarkStart w:id="79" w:name="ref-newman2020eos"/>
     <w:p>
       <w:pPr>
         <w:pStyle w:val="Bibliography"/>
@@ -21100,8 +20492,8 @@
         <w:t xml:space="preserve">.</w:t>
       </w:r>
     </w:p>
-    <w:bookmarkEnd w:id="81"/>
-    <w:bookmarkStart w:id="82" w:name="ref-nye2021scratchpad"/>
+    <w:bookmarkEnd w:id="79"/>
+    <w:bookmarkStart w:id="80" w:name="ref-nye2021scratchpad"/>
     <w:p>
       <w:pPr>
         <w:pStyle w:val="Bibliography"/>
@@ -21129,8 +20521,8 @@
         <w:t xml:space="preserve">.</w:t>
       </w:r>
     </w:p>
-    <w:bookmarkEnd w:id="82"/>
-    <w:bookmarkStart w:id="83" w:name="ref-park2024grammaraligned"/>
+    <w:bookmarkEnd w:id="80"/>
+    <w:bookmarkStart w:id="81" w:name="ref-park2024grammaraligned"/>
     <w:p>
       <w:pPr>
         <w:pStyle w:val="Bibliography"/>
@@ -21158,8 +20550,8 @@
         <w:t xml:space="preserve">.</w:t>
       </w:r>
     </w:p>
-    <w:bookmarkEnd w:id="83"/>
-    <w:bookmarkStart w:id="84" w:name="ref-qin2024toolllm"/>
+    <w:bookmarkEnd w:id="81"/>
+    <w:bookmarkStart w:id="82" w:name="ref-qin2024toolllm"/>
     <w:p>
       <w:pPr>
         <w:pStyle w:val="Bibliography"/>
@@ -21196,8 +20588,8 @@
         <w:t xml:space="preserve">.</w:t>
       </w:r>
     </w:p>
-    <w:bookmarkEnd w:id="84"/>
-    <w:bookmarkStart w:id="85" w:name="ref-rafailov2023dpo"/>
+    <w:bookmarkEnd w:id="82"/>
+    <w:bookmarkStart w:id="83" w:name="ref-rafailov2023dpo"/>
     <w:p>
       <w:pPr>
         <w:pStyle w:val="Bibliography"/>
@@ -21225,8 +20617,8 @@
         <w:t xml:space="preserve">.</w:t>
       </w:r>
     </w:p>
-    <w:bookmarkEnd w:id="85"/>
-    <w:bookmarkStart w:id="86" w:name="ref-raffel2020t5"/>
+    <w:bookmarkEnd w:id="83"/>
+    <w:bookmarkStart w:id="84" w:name="ref-raffel2020t5"/>
     <w:p>
       <w:pPr>
         <w:pStyle w:val="Bibliography"/>
@@ -21257,8 +20649,8 @@
         <w:t xml:space="preserve">21.</w:t>
       </w:r>
     </w:p>
-    <w:bookmarkEnd w:id="86"/>
-    <w:bookmarkStart w:id="87" w:name="ref-schick2023toolformer"/>
+    <w:bookmarkEnd w:id="84"/>
+    <w:bookmarkStart w:id="85" w:name="ref-schick2023toolformer"/>
     <w:p>
       <w:pPr>
         <w:pStyle w:val="Bibliography"/>
@@ -21286,8 +20678,8 @@
         <w:t xml:space="preserve">.</w:t>
       </w:r>
     </w:p>
-    <w:bookmarkEnd w:id="87"/>
-    <w:bookmarkStart w:id="88" w:name="ref-stern2019insertion"/>
+    <w:bookmarkEnd w:id="85"/>
+    <w:bookmarkStart w:id="86" w:name="ref-stern2019insertion"/>
     <w:p>
       <w:pPr>
         <w:pStyle w:val="Bibliography"/>
@@ -21315,8 +20707,8 @@
         <w:t xml:space="preserve">.</w:t>
       </w:r>
     </w:p>
-    <w:bookmarkEnd w:id="88"/>
-    <w:bookmarkStart w:id="89" w:name="ref-wei2022cot"/>
+    <w:bookmarkEnd w:id="86"/>
+    <w:bookmarkStart w:id="87" w:name="ref-wei2022cot"/>
     <w:p>
       <w:pPr>
         <w:pStyle w:val="Bibliography"/>
@@ -21344,8 +20736,8 @@
         <w:t xml:space="preserve">.</w:t>
       </w:r>
     </w:p>
-    <w:bookmarkEnd w:id="89"/>
-    <w:bookmarkStart w:id="90" w:name="ref-willard2023guidance"/>
+    <w:bookmarkEnd w:id="87"/>
+    <w:bookmarkStart w:id="88" w:name="ref-willard2023guidance"/>
     <w:p>
       <w:pPr>
         <w:pStyle w:val="Bibliography"/>
@@ -21373,8 +20765,8 @@
         <w:t xml:space="preserve">.</w:t>
       </w:r>
     </w:p>
-    <w:bookmarkEnd w:id="90"/>
-    <w:bookmarkStart w:id="91" w:name="ref-wolf2020transformers"/>
+    <w:bookmarkEnd w:id="88"/>
+    <w:bookmarkStart w:id="89" w:name="ref-wolf2020transformers"/>
     <w:p>
       <w:pPr>
         <w:pStyle w:val="Bibliography"/>
@@ -21405,8 +20797,8 @@
         <w:t xml:space="preserve">.</w:t>
       </w:r>
     </w:p>
-    <w:bookmarkEnd w:id="91"/>
-    <w:bookmarkStart w:id="92" w:name="ref-yao2024taubench"/>
+    <w:bookmarkEnd w:id="89"/>
+    <w:bookmarkStart w:id="90" w:name="ref-yao2024taubench"/>
     <w:p>
       <w:pPr>
         <w:pStyle w:val="Bibliography"/>
@@ -21445,8 +20837,8 @@
         <w:t xml:space="preserve">.</w:t>
       </w:r>
     </w:p>
-    <w:bookmarkEnd w:id="92"/>
-    <w:bookmarkStart w:id="93" w:name="ref-zheng2024processbench"/>
+    <w:bookmarkEnd w:id="90"/>
+    <w:bookmarkStart w:id="91" w:name="ref-zheng2024processbench"/>
     <w:p>
       <w:pPr>
         <w:pStyle w:val="Bibliography"/>
@@ -21480,8 +20872,8 @@
         <w:t xml:space="preserve">.</w:t>
       </w:r>
     </w:p>
-    <w:bookmarkEnd w:id="93"/>
-    <w:bookmarkStart w:id="94" w:name="ref-zhou2023lima"/>
+    <w:bookmarkEnd w:id="91"/>
+    <w:bookmarkStart w:id="92" w:name="ref-zhou2023lima"/>
     <w:p>
       <w:pPr>
         <w:pStyle w:val="Bibliography"/>
@@ -21518,9 +20910,9 @@
         <w:t xml:space="preserve">.</w:t>
       </w:r>
     </w:p>
+    <w:bookmarkEnd w:id="92"/>
+    <w:bookmarkEnd w:id="93"/>
     <w:bookmarkEnd w:id="94"/>
-    <w:bookmarkEnd w:id="95"/>
-    <w:bookmarkEnd w:id="96"/>
     <w:sectPr>
       <w:footnotePr>
         <w:numRestart w:val="eachSect"/>
